--- a/Отчёт_перепроверенный.docx
+++ b/Отчёт_перепроверенный.docx
@@ -6535,7 +6535,7 @@
     </w:tbl>
     <w:p>
       <w:pPr>
-        <w:spacing w:after="160" w:line="259" w:lineRule="auto"/>
+        <w:spacing w:after="160" w:line="256" w:lineRule="auto"/>
         <w:ind w:right="-58" w:firstLine="0"/>
         <w:jc w:val="center"/>
         <w:rPr>
@@ -6553,10 +6553,10 @@
         </w:rPr>
         <w:lastRenderedPageBreak/>
         <w:drawing>
-          <wp:inline distT="0" distB="0" distL="0" distR="0" wp14:anchorId="6EB501EB" wp14:editId="35F740ED">
+          <wp:inline distT="0" distB="0" distL="0" distR="0" wp14:anchorId="2798BF22" wp14:editId="603E5344">
             <wp:extent cx="609600" cy="609600"/>
             <wp:effectExtent l="0" t="0" r="0" b="0"/>
-            <wp:docPr id="76608300" name="Рисунок 16" descr="Изображение выглядит как эмблема, символ, нашивка, бронза&#10;&#10;Содержимое, созданное искусственным интеллектом, может быть неверным."/>
+            <wp:docPr id="1467989418" name="Рисунок 1" descr="Изображение выглядит как эмблема, символ, нашивка, бронза&#10;&#10;Содержимое, созданное искусственным интеллектом, может быть неверным."/>
             <wp:cNvGraphicFramePr>
               <a:graphicFrameLocks xmlns:a="http://schemas.openxmlformats.org/drawingml/2006/main" noChangeAspect="1"/>
             </wp:cNvGraphicFramePr>
@@ -6564,7 +6564,7 @@
               <a:graphicData uri="http://schemas.openxmlformats.org/drawingml/2006/picture">
                 <pic:pic xmlns:pic="http://schemas.openxmlformats.org/drawingml/2006/picture">
                   <pic:nvPicPr>
-                    <pic:cNvPr id="76608300" name="Рисунок 16" descr="Изображение выглядит как эмблема, символ, нашивка, бронза&#10;&#10;Содержимое, созданное искусственным интеллектом, может быть неверным."/>
+                    <pic:cNvPr id="1467989418" name="Рисунок 1" descr="Изображение выглядит как эмблема, символ, нашивка, бронза&#10;&#10;Содержимое, созданное искусственным интеллектом, может быть неверным."/>
                     <pic:cNvPicPr>
                       <a:picLocks noChangeAspect="1" noChangeArrowheads="1"/>
                     </pic:cNvPicPr>
@@ -6604,7 +6604,7 @@
     </w:p>
     <w:p>
       <w:pPr>
-        <w:spacing w:after="160" w:line="259" w:lineRule="auto"/>
+        <w:spacing w:after="160" w:line="256" w:lineRule="auto"/>
         <w:ind w:right="-58" w:firstLine="0"/>
         <w:jc w:val="center"/>
         <w:rPr>
@@ -6624,7 +6624,7 @@
     </w:p>
     <w:p>
       <w:pPr>
-        <w:spacing w:after="160" w:line="259" w:lineRule="auto"/>
+        <w:spacing w:after="160" w:line="256" w:lineRule="auto"/>
         <w:ind w:right="-58" w:firstLine="0"/>
         <w:jc w:val="center"/>
         <w:rPr>
@@ -6697,7 +6697,7 @@
     </w:p>
     <w:p>
       <w:pPr>
-        <w:spacing w:after="160" w:line="259" w:lineRule="auto"/>
+        <w:spacing w:after="160" w:line="256" w:lineRule="auto"/>
         <w:ind w:right="-58" w:firstLine="0"/>
         <w:jc w:val="center"/>
         <w:rPr>
@@ -6871,7 +6871,7 @@
     <w:tbl>
       <w:tblPr>
         <w:tblW w:w="9346" w:type="dxa"/>
-        <w:tblLook w:val="0000" w:firstRow="0" w:lastRow="0" w:firstColumn="0" w:lastColumn="0" w:noHBand="0" w:noVBand="0"/>
+        <w:tblLook w:val="04A0" w:firstRow="1" w:lastRow="0" w:firstColumn="1" w:lastColumn="0" w:noHBand="0" w:noVBand="1"/>
       </w:tblPr>
       <w:tblGrid>
         <w:gridCol w:w="1225"/>
@@ -6887,6 +6887,7 @@
         <w:tc>
           <w:tcPr>
             <w:tcW w:w="1225" w:type="dxa"/>
+            <w:hideMark/>
           </w:tcPr>
           <w:p>
             <w:pPr>
@@ -6913,6 +6914,7 @@
           <w:tcPr>
             <w:tcW w:w="8121" w:type="dxa"/>
             <w:gridSpan w:val="4"/>
+            <w:hideMark/>
           </w:tcPr>
           <w:p>
             <w:pPr>
@@ -6925,6 +6927,14 @@
                 <w:szCs w:val="24"/>
               </w:rPr>
             </w:pPr>
+            <w:r>
+              <w:rPr>
+                <w:rFonts w:cs="Times New Roman"/>
+                <w:sz w:val="24"/>
+                <w:szCs w:val="24"/>
+              </w:rPr>
+              <w:t>Андреев Артем Игоревич</w:t>
+            </w:r>
           </w:p>
         </w:tc>
       </w:tr>
@@ -6936,10 +6946,11 @@
           <w:tcPr>
             <w:tcW w:w="3181" w:type="dxa"/>
             <w:gridSpan w:val="2"/>
-          </w:tcPr>
-          <w:p>
-            <w:pPr>
-              <w:spacing w:after="160" w:line="259" w:lineRule="auto"/>
+            <w:hideMark/>
+          </w:tcPr>
+          <w:p>
+            <w:pPr>
+              <w:spacing w:after="160" w:line="256" w:lineRule="auto"/>
               <w:ind w:firstLine="0"/>
               <w:jc w:val="left"/>
               <w:rPr>
@@ -6995,15 +7006,14 @@
                 <w:szCs w:val="24"/>
               </w:rPr>
             </w:pPr>
-            <w:r>
-              <w:rPr>
-                <w:rFonts w:cs="Times New Roman"/>
-                <w:sz w:val="24"/>
-                <w:szCs w:val="24"/>
-              </w:rPr>
-              <w:t xml:space="preserve">09.03.03 </w:t>
-            </w:r>
-          </w:p>
+          </w:p>
+        </w:tc>
+        <w:tc>
+          <w:tcPr>
+            <w:tcW w:w="4525" w:type="dxa"/>
+            <w:gridSpan w:val="2"/>
+            <w:hideMark/>
+          </w:tcPr>
           <w:p>
             <w:pPr>
               <w:widowControl w:val="0"/>
@@ -7016,25 +7026,6 @@
                 <w:szCs w:val="24"/>
               </w:rPr>
             </w:pPr>
-          </w:p>
-        </w:tc>
-        <w:tc>
-          <w:tcPr>
-            <w:tcW w:w="4525" w:type="dxa"/>
-            <w:gridSpan w:val="2"/>
-          </w:tcPr>
-          <w:p>
-            <w:pPr>
-              <w:widowControl w:val="0"/>
-              <w:spacing w:after="160" w:line="312" w:lineRule="auto"/>
-              <w:ind w:firstLine="0"/>
-              <w:jc w:val="left"/>
-              <w:rPr>
-                <w:rFonts w:cs="Times New Roman"/>
-                <w:sz w:val="24"/>
-                <w:szCs w:val="24"/>
-              </w:rPr>
-            </w:pPr>
             <w:r>
               <w:rPr>
                 <w:rFonts w:cs="Times New Roman"/>
@@ -7051,14 +7042,6 @@
                 <w:highlight w:val="yellow"/>
               </w:rPr>
               <w:br/>
-            </w:r>
-            <w:r>
-              <w:rPr>
-                <w:rFonts w:cs="Times New Roman"/>
-                <w:sz w:val="24"/>
-                <w:szCs w:val="24"/>
-              </w:rPr>
-              <w:t>Прикладная информатика</w:t>
             </w:r>
           </w:p>
         </w:tc>
@@ -7072,10 +7055,11 @@
             <w:tcW w:w="3181" w:type="dxa"/>
             <w:gridSpan w:val="2"/>
             <w:vAlign w:val="center"/>
-          </w:tcPr>
-          <w:p>
-            <w:pPr>
-              <w:spacing w:after="160" w:line="259" w:lineRule="auto"/>
+            <w:hideMark/>
+          </w:tcPr>
+          <w:p>
+            <w:pPr>
+              <w:spacing w:after="160" w:line="256" w:lineRule="auto"/>
               <w:ind w:firstLine="0"/>
               <w:jc w:val="left"/>
               <w:rPr>
@@ -7108,6 +7092,7 @@
             <w:tcW w:w="6165" w:type="dxa"/>
             <w:gridSpan w:val="3"/>
             <w:vAlign w:val="center"/>
+            <w:hideMark/>
           </w:tcPr>
           <w:p>
             <w:pPr>
@@ -7142,14 +7127,6 @@
                 <w:szCs w:val="24"/>
               </w:rPr>
             </w:pPr>
-            <w:r>
-              <w:rPr>
-                <w:rFonts w:cs="Times New Roman"/>
-                <w:sz w:val="24"/>
-                <w:szCs w:val="24"/>
-              </w:rPr>
-              <w:t>Прикладная информатика в химии</w:t>
-            </w:r>
             <w:r>
               <w:rPr>
                 <w:rFonts w:cs="Times New Roman"/>
@@ -7170,10 +7147,11 @@
           <w:tcPr>
             <w:tcW w:w="3181" w:type="dxa"/>
             <w:gridSpan w:val="2"/>
-          </w:tcPr>
-          <w:p>
-            <w:pPr>
-              <w:spacing w:after="160" w:line="259" w:lineRule="auto"/>
+            <w:hideMark/>
+          </w:tcPr>
+          <w:p>
+            <w:pPr>
+              <w:spacing w:after="160" w:line="256" w:lineRule="auto"/>
               <w:ind w:firstLine="0"/>
               <w:jc w:val="left"/>
               <w:rPr>
@@ -7196,10 +7174,11 @@
           <w:tcPr>
             <w:tcW w:w="6165" w:type="dxa"/>
             <w:gridSpan w:val="3"/>
-          </w:tcPr>
-          <w:p>
-            <w:pPr>
-              <w:spacing w:after="160" w:line="259" w:lineRule="auto"/>
+            <w:hideMark/>
+          </w:tcPr>
+          <w:p>
+            <w:pPr>
+              <w:spacing w:after="160" w:line="256" w:lineRule="auto"/>
               <w:ind w:firstLine="0"/>
               <w:jc w:val="left"/>
               <w:rPr>
@@ -7236,10 +7215,11 @@
           <w:tcPr>
             <w:tcW w:w="3181" w:type="dxa"/>
             <w:gridSpan w:val="2"/>
-          </w:tcPr>
-          <w:p>
-            <w:pPr>
-              <w:spacing w:after="160" w:line="259" w:lineRule="auto"/>
+            <w:hideMark/>
+          </w:tcPr>
+          <w:p>
+            <w:pPr>
+              <w:spacing w:after="160" w:line="256" w:lineRule="auto"/>
               <w:ind w:firstLine="0"/>
               <w:jc w:val="left"/>
               <w:rPr>
@@ -7262,6 +7242,7 @@
           <w:tcPr>
             <w:tcW w:w="6165" w:type="dxa"/>
             <w:gridSpan w:val="3"/>
+            <w:hideMark/>
           </w:tcPr>
           <w:p>
             <w:pPr>
@@ -7294,6 +7275,7 @@
           <w:tcPr>
             <w:tcW w:w="3181" w:type="dxa"/>
             <w:gridSpan w:val="2"/>
+            <w:hideMark/>
           </w:tcPr>
           <w:p>
             <w:pPr>
@@ -7343,6 +7325,7 @@
           <w:tcPr>
             <w:tcW w:w="3181" w:type="dxa"/>
             <w:gridSpan w:val="2"/>
+            <w:hideMark/>
           </w:tcPr>
           <w:p>
             <w:pPr>
@@ -7369,6 +7352,7 @@
           <w:tcPr>
             <w:tcW w:w="6165" w:type="dxa"/>
             <w:gridSpan w:val="3"/>
+            <w:hideMark/>
           </w:tcPr>
           <w:p>
             <w:pPr>
@@ -7410,6 +7394,7 @@
           <w:tcPr>
             <w:tcW w:w="3181" w:type="dxa"/>
             <w:gridSpan w:val="2"/>
+            <w:hideMark/>
           </w:tcPr>
           <w:p>
             <w:pPr>
@@ -7436,6 +7421,7 @@
           <w:tcPr>
             <w:tcW w:w="1900" w:type="dxa"/>
             <w:gridSpan w:val="2"/>
+            <w:hideMark/>
           </w:tcPr>
           <w:p>
             <w:pPr>
@@ -7485,6 +7471,7 @@
         <w:tc>
           <w:tcPr>
             <w:tcW w:w="4265" w:type="dxa"/>
+            <w:hideMark/>
           </w:tcPr>
           <w:p>
             <w:pPr>
@@ -7518,24 +7505,25 @@
             <w:tcW w:w="9346" w:type="dxa"/>
             <w:gridSpan w:val="5"/>
             <w:vAlign w:val="bottom"/>
-          </w:tcPr>
-          <w:p>
-            <w:pPr>
-              <w:ind w:firstLine="0"/>
-              <w:jc w:val="left"/>
-              <w:rPr>
-                <w:rFonts w:cs="Times New Roman"/>
-                <w:sz w:val="24"/>
-                <w:szCs w:val="24"/>
-              </w:rPr>
-            </w:pPr>
-            <w:r>
-              <w:rPr>
-                <w:rFonts w:cs="Times New Roman"/>
-                <w:sz w:val="24"/>
-                <w:szCs w:val="24"/>
-              </w:rPr>
-              <w:t xml:space="preserve">Срок сдачи отчета о практике    19.07.2026 </w:t>
+            <w:hideMark/>
+          </w:tcPr>
+          <w:p>
+            <w:pPr>
+              <w:ind w:firstLine="0"/>
+              <w:jc w:val="left"/>
+              <w:rPr>
+                <w:rFonts w:cs="Times New Roman"/>
+                <w:sz w:val="24"/>
+                <w:szCs w:val="24"/>
+              </w:rPr>
+            </w:pPr>
+            <w:r>
+              <w:rPr>
+                <w:rFonts w:cs="Times New Roman"/>
+                <w:sz w:val="24"/>
+                <w:szCs w:val="24"/>
+              </w:rPr>
+              <w:t xml:space="preserve">Срок сдачи отчета о практике    17.07.2026 </w:t>
             </w:r>
           </w:p>
         </w:tc>
@@ -7611,7 +7599,7 @@
         <w:tabs>
           <w:tab w:val="left" w:pos="426"/>
         </w:tabs>
-        <w:spacing w:after="160" w:line="259" w:lineRule="auto"/>
+        <w:spacing w:after="160" w:line="256" w:lineRule="auto"/>
         <w:ind w:firstLine="0"/>
         <w:jc w:val="left"/>
         <w:rPr>
@@ -7684,7 +7672,7 @@
           <w:insideV w:val="single" w:sz="4" w:space="0" w:color="auto"/>
         </w:tblBorders>
         <w:tblLayout w:type="fixed"/>
-        <w:tblLook w:val="0000" w:firstRow="0" w:lastRow="0" w:firstColumn="0" w:lastColumn="0" w:noHBand="0" w:noVBand="0"/>
+        <w:tblLook w:val="04A0" w:firstRow="1" w:lastRow="0" w:firstColumn="1" w:lastColumn="0" w:noHBand="0" w:noVBand="1"/>
       </w:tblPr>
       <w:tblGrid>
         <w:gridCol w:w="6408"/>
@@ -7694,7 +7682,14 @@
         <w:tc>
           <w:tcPr>
             <w:tcW w:w="6408" w:type="dxa"/>
-            <w:vAlign w:val="center"/>
+            <w:tcBorders>
+              <w:top w:val="single" w:sz="4" w:space="0" w:color="auto"/>
+              <w:left w:val="single" w:sz="4" w:space="0" w:color="auto"/>
+              <w:bottom w:val="single" w:sz="4" w:space="0" w:color="auto"/>
+              <w:right w:val="single" w:sz="4" w:space="0" w:color="auto"/>
+            </w:tcBorders>
+            <w:vAlign w:val="center"/>
+            <w:hideMark/>
           </w:tcPr>
           <w:p>
             <w:pPr>
@@ -7723,7 +7718,14 @@
         <w:tc>
           <w:tcPr>
             <w:tcW w:w="2700" w:type="dxa"/>
-            <w:vAlign w:val="center"/>
+            <w:tcBorders>
+              <w:top w:val="single" w:sz="4" w:space="0" w:color="auto"/>
+              <w:left w:val="single" w:sz="4" w:space="0" w:color="auto"/>
+              <w:bottom w:val="single" w:sz="4" w:space="0" w:color="auto"/>
+              <w:right w:val="single" w:sz="4" w:space="0" w:color="auto"/>
+            </w:tcBorders>
+            <w:vAlign w:val="center"/>
+            <w:hideMark/>
           </w:tcPr>
           <w:p>
             <w:pPr>
@@ -7757,11 +7759,18 @@
         <w:tc>
           <w:tcPr>
             <w:tcW w:w="6408" w:type="dxa"/>
-            <w:vAlign w:val="center"/>
-          </w:tcPr>
-          <w:p>
-            <w:pPr>
-              <w:spacing w:after="160" w:line="259" w:lineRule="auto"/>
+            <w:tcBorders>
+              <w:top w:val="single" w:sz="4" w:space="0" w:color="auto"/>
+              <w:left w:val="single" w:sz="4" w:space="0" w:color="auto"/>
+              <w:bottom w:val="single" w:sz="4" w:space="0" w:color="auto"/>
+              <w:right w:val="single" w:sz="4" w:space="0" w:color="auto"/>
+            </w:tcBorders>
+            <w:vAlign w:val="center"/>
+            <w:hideMark/>
+          </w:tcPr>
+          <w:p>
+            <w:pPr>
+              <w:spacing w:after="160" w:line="256" w:lineRule="auto"/>
               <w:ind w:right="74" w:firstLine="0"/>
               <w:jc w:val="left"/>
               <w:rPr>
@@ -7783,7 +7792,14 @@
         <w:tc>
           <w:tcPr>
             <w:tcW w:w="2700" w:type="dxa"/>
-            <w:vAlign w:val="center"/>
+            <w:tcBorders>
+              <w:top w:val="single" w:sz="4" w:space="0" w:color="auto"/>
+              <w:left w:val="single" w:sz="4" w:space="0" w:color="auto"/>
+              <w:bottom w:val="single" w:sz="4" w:space="0" w:color="auto"/>
+              <w:right w:val="single" w:sz="4" w:space="0" w:color="auto"/>
+            </w:tcBorders>
+            <w:vAlign w:val="center"/>
+            <w:hideMark/>
           </w:tcPr>
           <w:p>
             <w:pPr>
@@ -7792,7 +7808,7 @@
                 <w:tab w:val="left" w:pos="1944"/>
                 <w:tab w:val="left" w:pos="2227"/>
               </w:tabs>
-              <w:spacing w:after="160" w:line="259" w:lineRule="auto"/>
+              <w:spacing w:after="160" w:line="256" w:lineRule="auto"/>
               <w:ind w:left="-108" w:hanging="31"/>
               <w:jc w:val="center"/>
               <w:rPr>
@@ -7829,7 +7845,14 @@
         <w:tc>
           <w:tcPr>
             <w:tcW w:w="6408" w:type="dxa"/>
-            <w:vAlign w:val="center"/>
+            <w:tcBorders>
+              <w:top w:val="single" w:sz="4" w:space="0" w:color="auto"/>
+              <w:left w:val="single" w:sz="4" w:space="0" w:color="auto"/>
+              <w:bottom w:val="single" w:sz="4" w:space="0" w:color="auto"/>
+              <w:right w:val="single" w:sz="4" w:space="0" w:color="auto"/>
+            </w:tcBorders>
+            <w:vAlign w:val="center"/>
+            <w:hideMark/>
           </w:tcPr>
           <w:p>
             <w:pPr>
@@ -7837,7 +7860,7 @@
                 <w:tab w:val="left" w:pos="-5940"/>
                 <w:tab w:val="left" w:pos="-4860"/>
               </w:tabs>
-              <w:spacing w:after="160" w:line="259" w:lineRule="auto"/>
+              <w:spacing w:after="160" w:line="256" w:lineRule="auto"/>
               <w:ind w:firstLine="0"/>
               <w:jc w:val="left"/>
               <w:rPr>
@@ -7890,11 +7913,18 @@
         <w:tc>
           <w:tcPr>
             <w:tcW w:w="2700" w:type="dxa"/>
-            <w:vAlign w:val="center"/>
-          </w:tcPr>
-          <w:p>
-            <w:pPr>
-              <w:spacing w:after="160" w:line="259" w:lineRule="auto"/>
+            <w:tcBorders>
+              <w:top w:val="single" w:sz="4" w:space="0" w:color="auto"/>
+              <w:left w:val="single" w:sz="4" w:space="0" w:color="auto"/>
+              <w:bottom w:val="single" w:sz="4" w:space="0" w:color="auto"/>
+              <w:right w:val="single" w:sz="4" w:space="0" w:color="auto"/>
+            </w:tcBorders>
+            <w:vAlign w:val="center"/>
+            <w:hideMark/>
+          </w:tcPr>
+          <w:p>
+            <w:pPr>
+              <w:spacing w:after="160" w:line="256" w:lineRule="auto"/>
               <w:ind w:left="-108" w:firstLine="0"/>
               <w:jc w:val="center"/>
               <w:rPr>
@@ -7931,7 +7961,14 @@
         <w:tc>
           <w:tcPr>
             <w:tcW w:w="6408" w:type="dxa"/>
-            <w:vAlign w:val="center"/>
+            <w:tcBorders>
+              <w:top w:val="single" w:sz="4" w:space="0" w:color="auto"/>
+              <w:left w:val="single" w:sz="4" w:space="0" w:color="auto"/>
+              <w:bottom w:val="single" w:sz="4" w:space="0" w:color="auto"/>
+              <w:right w:val="single" w:sz="4" w:space="0" w:color="auto"/>
+            </w:tcBorders>
+            <w:vAlign w:val="center"/>
+            <w:hideMark/>
           </w:tcPr>
           <w:p>
             <w:pPr>
@@ -7939,7 +7976,7 @@
                 <w:tab w:val="left" w:pos="-5940"/>
                 <w:tab w:val="left" w:pos="-4860"/>
               </w:tabs>
-              <w:spacing w:after="160" w:line="259" w:lineRule="auto"/>
+              <w:spacing w:after="160" w:line="256" w:lineRule="auto"/>
               <w:ind w:firstLine="0"/>
               <w:jc w:val="left"/>
               <w:rPr>
@@ -7983,11 +8020,18 @@
         <w:tc>
           <w:tcPr>
             <w:tcW w:w="2700" w:type="dxa"/>
-            <w:vAlign w:val="center"/>
-          </w:tcPr>
-          <w:p>
-            <w:pPr>
-              <w:spacing w:after="160" w:line="259" w:lineRule="auto"/>
+            <w:tcBorders>
+              <w:top w:val="single" w:sz="4" w:space="0" w:color="auto"/>
+              <w:left w:val="single" w:sz="4" w:space="0" w:color="auto"/>
+              <w:bottom w:val="single" w:sz="4" w:space="0" w:color="auto"/>
+              <w:right w:val="single" w:sz="4" w:space="0" w:color="auto"/>
+            </w:tcBorders>
+            <w:vAlign w:val="center"/>
+            <w:hideMark/>
+          </w:tcPr>
+          <w:p>
+            <w:pPr>
+              <w:spacing w:after="160" w:line="256" w:lineRule="auto"/>
               <w:ind w:firstLine="0"/>
               <w:jc w:val="center"/>
               <w:rPr>
@@ -8014,7 +8058,14 @@
         <w:tc>
           <w:tcPr>
             <w:tcW w:w="6408" w:type="dxa"/>
-            <w:vAlign w:val="center"/>
+            <w:tcBorders>
+              <w:top w:val="single" w:sz="4" w:space="0" w:color="auto"/>
+              <w:left w:val="single" w:sz="4" w:space="0" w:color="auto"/>
+              <w:bottom w:val="single" w:sz="4" w:space="0" w:color="auto"/>
+              <w:right w:val="single" w:sz="4" w:space="0" w:color="auto"/>
+            </w:tcBorders>
+            <w:vAlign w:val="center"/>
+            <w:hideMark/>
           </w:tcPr>
           <w:p>
             <w:pPr>
@@ -8022,7 +8073,7 @@
                 <w:tab w:val="left" w:pos="-5940"/>
                 <w:tab w:val="left" w:pos="-4860"/>
               </w:tabs>
-              <w:spacing w:after="160" w:line="259" w:lineRule="auto"/>
+              <w:spacing w:after="160" w:line="256" w:lineRule="auto"/>
               <w:ind w:firstLine="0"/>
               <w:jc w:val="left"/>
               <w:rPr>
@@ -8037,18 +8088,25 @@
                 <w:color w:val="000000"/>
                 <w:szCs w:val="28"/>
               </w:rPr>
-              <w:t xml:space="preserve">4 Построение алгоритма обработки данных и формирования запросов в соответствии с целью функционирования системы </w:t>
+              <w:t xml:space="preserve">4 Разработка интерфейсов системы для разных ролей пользователей, создание фильтров поиска по характеристикам теплообменных аппаратов </w:t>
             </w:r>
           </w:p>
         </w:tc>
         <w:tc>
           <w:tcPr>
             <w:tcW w:w="2700" w:type="dxa"/>
-            <w:vAlign w:val="center"/>
-          </w:tcPr>
-          <w:p>
-            <w:pPr>
-              <w:spacing w:after="160" w:line="259" w:lineRule="auto"/>
+            <w:tcBorders>
+              <w:top w:val="single" w:sz="4" w:space="0" w:color="auto"/>
+              <w:left w:val="single" w:sz="4" w:space="0" w:color="auto"/>
+              <w:bottom w:val="single" w:sz="4" w:space="0" w:color="auto"/>
+              <w:right w:val="single" w:sz="4" w:space="0" w:color="auto"/>
+            </w:tcBorders>
+            <w:vAlign w:val="center"/>
+            <w:hideMark/>
+          </w:tcPr>
+          <w:p>
+            <w:pPr>
+              <w:spacing w:after="160" w:line="256" w:lineRule="auto"/>
               <w:ind w:firstLine="0"/>
               <w:jc w:val="center"/>
               <w:rPr>
@@ -8075,7 +8133,14 @@
         <w:tc>
           <w:tcPr>
             <w:tcW w:w="6408" w:type="dxa"/>
-            <w:vAlign w:val="center"/>
+            <w:tcBorders>
+              <w:top w:val="single" w:sz="4" w:space="0" w:color="auto"/>
+              <w:left w:val="single" w:sz="4" w:space="0" w:color="auto"/>
+              <w:bottom w:val="single" w:sz="4" w:space="0" w:color="auto"/>
+              <w:right w:val="single" w:sz="4" w:space="0" w:color="auto"/>
+            </w:tcBorders>
+            <w:vAlign w:val="center"/>
+            <w:hideMark/>
           </w:tcPr>
           <w:p>
             <w:pPr>
@@ -8083,7 +8148,7 @@
                 <w:tab w:val="left" w:pos="-5940"/>
                 <w:tab w:val="left" w:pos="-4860"/>
               </w:tabs>
-              <w:spacing w:line="259" w:lineRule="auto"/>
+              <w:spacing w:line="256" w:lineRule="auto"/>
               <w:ind w:firstLine="0"/>
               <w:jc w:val="left"/>
               <w:rPr>
@@ -8105,11 +8170,18 @@
         <w:tc>
           <w:tcPr>
             <w:tcW w:w="2700" w:type="dxa"/>
-            <w:vAlign w:val="center"/>
-          </w:tcPr>
-          <w:p>
-            <w:pPr>
-              <w:spacing w:after="160" w:line="259" w:lineRule="auto"/>
+            <w:tcBorders>
+              <w:top w:val="single" w:sz="4" w:space="0" w:color="auto"/>
+              <w:left w:val="single" w:sz="4" w:space="0" w:color="auto"/>
+              <w:bottom w:val="single" w:sz="4" w:space="0" w:color="auto"/>
+              <w:right w:val="single" w:sz="4" w:space="0" w:color="auto"/>
+            </w:tcBorders>
+            <w:vAlign w:val="center"/>
+            <w:hideMark/>
+          </w:tcPr>
+          <w:p>
+            <w:pPr>
+              <w:spacing w:after="160" w:line="256" w:lineRule="auto"/>
               <w:ind w:firstLine="0"/>
               <w:jc w:val="center"/>
               <w:rPr>
@@ -8168,7 +8240,7 @@
           <w:p>
             <w:pPr>
               <w:suppressAutoHyphens/>
-              <w:spacing w:line="240" w:lineRule="auto"/>
+              <w:spacing w:line="256" w:lineRule="auto"/>
               <w:ind w:firstLine="0"/>
               <w:jc w:val="left"/>
               <w:rPr>
@@ -8181,7 +8253,7 @@
           <w:p>
             <w:pPr>
               <w:suppressAutoHyphens/>
-              <w:spacing w:line="240" w:lineRule="auto"/>
+              <w:spacing w:line="256" w:lineRule="auto"/>
               <w:ind w:firstLine="0"/>
               <w:jc w:val="left"/>
               <w:rPr>
@@ -8217,7 +8289,7 @@
           <w:p>
             <w:pPr>
               <w:suppressAutoHyphens/>
-              <w:spacing w:line="240" w:lineRule="auto"/>
+              <w:spacing w:line="256" w:lineRule="auto"/>
               <w:ind w:firstLine="0"/>
               <w:jc w:val="center"/>
               <w:rPr>
@@ -8235,7 +8307,7 @@
           <w:p>
             <w:pPr>
               <w:suppressAutoHyphens/>
-              <w:spacing w:line="240" w:lineRule="auto"/>
+              <w:spacing w:line="256" w:lineRule="auto"/>
               <w:ind w:firstLine="618"/>
               <w:jc w:val="left"/>
               <w:rPr>
@@ -8248,7 +8320,7 @@
           <w:p>
             <w:pPr>
               <w:suppressAutoHyphens/>
-              <w:spacing w:line="240" w:lineRule="auto"/>
+              <w:spacing w:line="256" w:lineRule="auto"/>
               <w:ind w:firstLine="618"/>
               <w:jc w:val="left"/>
               <w:rPr>
@@ -8289,7 +8361,7 @@
           <w:p>
             <w:pPr>
               <w:suppressAutoHyphens/>
-              <w:spacing w:line="240" w:lineRule="auto"/>
+              <w:spacing w:line="256" w:lineRule="auto"/>
               <w:ind w:firstLine="0"/>
               <w:jc w:val="left"/>
               <w:rPr>
@@ -8310,7 +8382,7 @@
           <w:p>
             <w:pPr>
               <w:suppressAutoHyphens/>
-              <w:spacing w:line="240" w:lineRule="auto"/>
+              <w:spacing w:line="256" w:lineRule="auto"/>
               <w:ind w:firstLine="0"/>
               <w:jc w:val="left"/>
               <w:rPr>
@@ -8349,7 +8421,7 @@
           <w:p>
             <w:pPr>
               <w:suppressAutoHyphens/>
-              <w:spacing w:line="240" w:lineRule="auto"/>
+              <w:spacing w:line="256" w:lineRule="auto"/>
               <w:ind w:firstLine="0"/>
               <w:jc w:val="left"/>
               <w:rPr>
@@ -8370,7 +8442,7 @@
           <w:p>
             <w:pPr>
               <w:suppressAutoHyphens/>
-              <w:spacing w:line="240" w:lineRule="auto"/>
+              <w:spacing w:line="256" w:lineRule="auto"/>
               <w:ind w:firstLine="0"/>
               <w:jc w:val="left"/>
               <w:rPr>
@@ -8383,7 +8455,7 @@
           <w:p>
             <w:pPr>
               <w:suppressAutoHyphens/>
-              <w:spacing w:after="120" w:line="240" w:lineRule="auto"/>
+              <w:spacing w:after="120" w:line="256" w:lineRule="auto"/>
               <w:ind w:firstLine="0"/>
               <w:jc w:val="left"/>
               <w:rPr>
@@ -8404,7 +8476,7 @@
           <w:p>
             <w:pPr>
               <w:suppressAutoHyphens/>
-              <w:spacing w:line="240" w:lineRule="auto"/>
+              <w:spacing w:line="256" w:lineRule="auto"/>
               <w:ind w:firstLine="0"/>
               <w:jc w:val="left"/>
               <w:rPr>
@@ -8422,7 +8494,7 @@
           <w:p>
             <w:pPr>
               <w:suppressAutoHyphens/>
-              <w:spacing w:line="240" w:lineRule="auto"/>
+              <w:spacing w:line="256" w:lineRule="auto"/>
               <w:ind w:firstLine="0"/>
               <w:jc w:val="left"/>
               <w:rPr>
@@ -8435,7 +8507,7 @@
           <w:p>
             <w:pPr>
               <w:suppressAutoHyphens/>
-              <w:spacing w:line="240" w:lineRule="auto"/>
+              <w:spacing w:line="256" w:lineRule="auto"/>
               <w:ind w:firstLine="0"/>
               <w:jc w:val="center"/>
               <w:rPr>
@@ -8453,7 +8525,7 @@
           <w:p>
             <w:pPr>
               <w:suppressAutoHyphens/>
-              <w:spacing w:line="240" w:lineRule="auto"/>
+              <w:spacing w:line="256" w:lineRule="auto"/>
               <w:ind w:firstLine="618"/>
               <w:jc w:val="left"/>
               <w:rPr>
@@ -8466,7 +8538,7 @@
           <w:p>
             <w:pPr>
               <w:suppressAutoHyphens/>
-              <w:spacing w:line="240" w:lineRule="auto"/>
+              <w:spacing w:line="256" w:lineRule="auto"/>
               <w:ind w:firstLine="618"/>
               <w:jc w:val="left"/>
               <w:rPr>
@@ -8479,7 +8551,7 @@
           <w:p>
             <w:pPr>
               <w:suppressAutoHyphens/>
-              <w:spacing w:line="240" w:lineRule="auto"/>
+              <w:spacing w:line="256" w:lineRule="auto"/>
               <w:ind w:firstLine="618"/>
               <w:jc w:val="left"/>
               <w:rPr>
@@ -8510,7 +8582,7 @@
           <w:p>
             <w:pPr>
               <w:suppressAutoHyphens/>
-              <w:spacing w:line="240" w:lineRule="auto"/>
+              <w:spacing w:line="256" w:lineRule="auto"/>
               <w:ind w:firstLine="618"/>
               <w:jc w:val="left"/>
               <w:rPr>
@@ -8523,7 +8595,7 @@
           <w:p>
             <w:pPr>
               <w:suppressAutoHyphens/>
-              <w:spacing w:line="240" w:lineRule="auto"/>
+              <w:spacing w:line="256" w:lineRule="auto"/>
               <w:ind w:firstLine="618"/>
               <w:jc w:val="left"/>
               <w:rPr>
@@ -8557,11 +8629,12 @@
         <w:tc>
           <w:tcPr>
             <w:tcW w:w="3348" w:type="dxa"/>
+            <w:hideMark/>
           </w:tcPr>
           <w:p>
             <w:pPr>
               <w:suppressAutoHyphens/>
-              <w:spacing w:line="240" w:lineRule="auto"/>
+              <w:spacing w:line="256" w:lineRule="auto"/>
               <w:ind w:firstLine="0"/>
               <w:jc w:val="left"/>
               <w:rPr>
@@ -8604,7 +8677,7 @@
           <w:p>
             <w:pPr>
               <w:suppressAutoHyphens/>
-              <w:spacing w:line="240" w:lineRule="auto"/>
+              <w:spacing w:line="256" w:lineRule="auto"/>
               <w:ind w:firstLine="0"/>
               <w:jc w:val="center"/>
               <w:rPr>
@@ -8623,7 +8696,7 @@
           <w:p>
             <w:pPr>
               <w:suppressAutoHyphens/>
-              <w:spacing w:line="240" w:lineRule="auto"/>
+              <w:spacing w:line="256" w:lineRule="auto"/>
               <w:ind w:firstLine="618"/>
               <w:jc w:val="left"/>
               <w:rPr>
@@ -8632,11 +8705,29 @@
                 <w:lang w:eastAsia="zh-CN"/>
               </w:rPr>
             </w:pPr>
+            <w:proofErr w:type="gramStart"/>
+            <w:r>
+              <w:rPr>
+                <w:rFonts w:cs="Times New Roman"/>
+                <w:szCs w:val="28"/>
+                <w:lang w:eastAsia="zh-CN"/>
+              </w:rPr>
+              <w:t>А.И.</w:t>
+            </w:r>
+            <w:proofErr w:type="gramEnd"/>
+            <w:r>
+              <w:rPr>
+                <w:rFonts w:cs="Times New Roman"/>
+                <w:szCs w:val="28"/>
+                <w:lang w:eastAsia="zh-CN"/>
+              </w:rPr>
+              <w:t xml:space="preserve"> Андреев</w:t>
+            </w:r>
           </w:p>
           <w:p>
             <w:pPr>
               <w:suppressAutoHyphens/>
-              <w:spacing w:line="240" w:lineRule="auto"/>
+              <w:spacing w:line="256" w:lineRule="auto"/>
               <w:ind w:firstLine="618"/>
               <w:jc w:val="left"/>
               <w:rPr>
@@ -8680,9 +8771,2307 @@
     </w:p>
     <w:p>
       <w:pPr>
+        <w:spacing w:line="240" w:lineRule="auto"/>
         <w:ind w:firstLine="0"/>
-        <w:rPr>
+        <w:jc w:val="left"/>
+        <w:rPr>
+          <w:rFonts w:cs="Times New Roman"/>
+          <w:color w:val="000000"/>
+          <w:sz w:val="24"/>
+          <w:szCs w:val="24"/>
+          <w:lang w:eastAsia="zh-CN"/>
+        </w:rPr>
+      </w:pPr>
+    </w:p>
+    <w:p>
+      <w:pPr>
+        <w:spacing w:line="240" w:lineRule="auto"/>
+        <w:ind w:firstLine="0"/>
+        <w:jc w:val="left"/>
+        <w:rPr>
+          <w:rFonts w:cs="Times New Roman"/>
+          <w:color w:val="000000"/>
+          <w:sz w:val="24"/>
+          <w:szCs w:val="24"/>
+          <w:lang w:eastAsia="zh-CN"/>
+        </w:rPr>
+      </w:pPr>
+    </w:p>
+    <w:p>
+      <w:pPr>
+        <w:spacing w:line="240" w:lineRule="auto"/>
+        <w:ind w:firstLine="0"/>
+        <w:jc w:val="left"/>
+        <w:rPr>
+          <w:rFonts w:cs="Times New Roman"/>
+          <w:color w:val="000000"/>
+          <w:sz w:val="24"/>
+          <w:szCs w:val="24"/>
+          <w:lang w:eastAsia="zh-CN"/>
+        </w:rPr>
+      </w:pPr>
+    </w:p>
+    <w:p>
+      <w:pPr>
+        <w:spacing w:line="240" w:lineRule="auto"/>
+        <w:ind w:firstLine="0"/>
+        <w:jc w:val="left"/>
+        <w:rPr>
+          <w:rFonts w:cs="Times New Roman"/>
+          <w:color w:val="000000"/>
+          <w:sz w:val="24"/>
+          <w:szCs w:val="24"/>
+          <w:lang w:eastAsia="zh-CN"/>
+        </w:rPr>
+      </w:pPr>
+    </w:p>
+    <w:p>
+      <w:pPr>
+        <w:spacing w:after="160" w:line="256" w:lineRule="auto"/>
+        <w:ind w:right="-58" w:firstLine="0"/>
+        <w:jc w:val="center"/>
+        <w:rPr>
+          <w:rFonts w:ascii="Calibri" w:hAnsi="Calibri" w:cs="Calibri"/>
+          <w:sz w:val="26"/>
+          <w:szCs w:val="26"/>
+        </w:rPr>
+      </w:pPr>
+      <w:r>
+        <w:rPr>
+          <w:rFonts w:ascii="Calibri" w:hAnsi="Calibri" w:cs="Calibri"/>
+          <w:noProof/>
+          <w:sz w:val="22"/>
+          <w:lang w:eastAsia="ru-RU"/>
+        </w:rPr>
+        <w:lastRenderedPageBreak/>
+        <w:drawing>
+          <wp:inline distT="0" distB="0" distL="0" distR="0" wp14:anchorId="485042A1" wp14:editId="1EA37139">
+            <wp:extent cx="609600" cy="609600"/>
+            <wp:effectExtent l="0" t="0" r="0" b="0"/>
+            <wp:docPr id="7" name="Рисунок 1" descr="Изображение выглядит как эмблема, символ, нашивка, бронза&#10;&#10;Содержимое, созданное искусственным интеллектом, может быть неверным."/>
+            <wp:cNvGraphicFramePr>
+              <a:graphicFrameLocks xmlns:a="http://schemas.openxmlformats.org/drawingml/2006/main" noChangeAspect="1"/>
+            </wp:cNvGraphicFramePr>
+            <a:graphic xmlns:a="http://schemas.openxmlformats.org/drawingml/2006/main">
+              <a:graphicData uri="http://schemas.openxmlformats.org/drawingml/2006/picture">
+                <pic:pic xmlns:pic="http://schemas.openxmlformats.org/drawingml/2006/picture">
+                  <pic:nvPicPr>
+                    <pic:cNvPr id="7" name="Рисунок 1" descr="Изображение выглядит как эмблема, символ, нашивка, бронза&#10;&#10;Содержимое, созданное искусственным интеллектом, может быть неверным."/>
+                    <pic:cNvPicPr>
+                      <a:picLocks noChangeAspect="1" noChangeArrowheads="1"/>
+                    </pic:cNvPicPr>
+                  </pic:nvPicPr>
+                  <pic:blipFill>
+                    <a:blip r:embed="rId8">
+                      <a:extLst>
+                        <a:ext uri="{28A0092B-C50C-407E-A947-70E740481C1C}">
+                          <a14:useLocalDpi xmlns:a14="http://schemas.microsoft.com/office/drawing/2010/main" val="0"/>
+                        </a:ext>
+                      </a:extLst>
+                    </a:blip>
+                    <a:srcRect/>
+                    <a:stretch>
+                      <a:fillRect/>
+                    </a:stretch>
+                  </pic:blipFill>
+                  <pic:spPr bwMode="auto">
+                    <a:xfrm>
+                      <a:off x="0" y="0"/>
+                      <a:ext cx="609600" cy="609600"/>
+                    </a:xfrm>
+                    <a:prstGeom prst="rect">
+                      <a:avLst/>
+                    </a:prstGeom>
+                    <a:noFill/>
+                    <a:ln>
+                      <a:noFill/>
+                    </a:ln>
+                  </pic:spPr>
+                </pic:pic>
+              </a:graphicData>
+            </a:graphic>
+          </wp:inline>
+        </w:drawing>
+      </w:r>
+    </w:p>
+    <w:p>
+      <w:pPr>
+        <w:spacing w:after="160" w:line="256" w:lineRule="auto"/>
+        <w:ind w:right="-58" w:firstLine="0"/>
+        <w:jc w:val="center"/>
+        <w:rPr>
+          <w:rFonts w:cs="Times New Roman"/>
+          <w:sz w:val="24"/>
+          <w:szCs w:val="24"/>
+        </w:rPr>
+      </w:pPr>
+      <w:r>
+        <w:rPr>
+          <w:rFonts w:cs="Times New Roman"/>
+          <w:sz w:val="24"/>
+          <w:szCs w:val="24"/>
+        </w:rPr>
+        <w:t>МИНОБРНАУКИ РОССИИ</w:t>
+      </w:r>
+    </w:p>
+    <w:p>
+      <w:pPr>
+        <w:spacing w:after="160" w:line="256" w:lineRule="auto"/>
+        <w:ind w:right="-58" w:firstLine="0"/>
+        <w:jc w:val="center"/>
+        <w:rPr>
+          <w:rFonts w:cs="Times New Roman"/>
+          <w:sz w:val="24"/>
+          <w:szCs w:val="24"/>
+        </w:rPr>
+      </w:pPr>
+      <w:r>
+        <w:rPr>
+          <w:rFonts w:cs="Times New Roman"/>
+          <w:sz w:val="24"/>
+          <w:szCs w:val="24"/>
+        </w:rPr>
+        <w:t xml:space="preserve">федеральное государственное бюджетное образовательное учреждение </w:t>
+      </w:r>
+      <w:r>
+        <w:rPr>
+          <w:rFonts w:cs="Times New Roman"/>
+          <w:sz w:val="24"/>
+          <w:szCs w:val="24"/>
+        </w:rPr>
+        <w:br/>
+        <w:t xml:space="preserve">высшего образования </w:t>
+      </w:r>
+      <w:r>
+        <w:rPr>
+          <w:rFonts w:cs="Times New Roman"/>
+          <w:sz w:val="24"/>
+          <w:szCs w:val="24"/>
+        </w:rPr>
+        <w:br/>
+        <w:t>«Санкт-Петербургский государственный технологический институт</w:t>
+      </w:r>
+      <w:r>
+        <w:rPr>
+          <w:rFonts w:cs="Times New Roman"/>
+          <w:sz w:val="24"/>
+          <w:szCs w:val="24"/>
+        </w:rPr>
+        <w:br/>
+        <w:t>(технический университет)»</w:t>
+      </w:r>
+      <w:r>
+        <w:rPr>
+          <w:rFonts w:cs="Times New Roman"/>
+          <w:sz w:val="24"/>
+          <w:szCs w:val="24"/>
+        </w:rPr>
+        <w:br/>
+      </w:r>
+      <w:proofErr w:type="spellStart"/>
+      <w:r>
+        <w:rPr>
+          <w:rFonts w:cs="Times New Roman"/>
+          <w:sz w:val="24"/>
+          <w:szCs w:val="24"/>
+        </w:rPr>
+        <w:t>СПбГТИ</w:t>
+      </w:r>
+      <w:proofErr w:type="spellEnd"/>
+      <w:r>
+        <w:rPr>
+          <w:rFonts w:cs="Times New Roman"/>
+          <w:sz w:val="24"/>
+          <w:szCs w:val="24"/>
+        </w:rPr>
+        <w:t>(ТУ)</w:t>
+      </w:r>
+    </w:p>
+    <w:p>
+      <w:pPr>
+        <w:spacing w:after="160" w:line="256" w:lineRule="auto"/>
+        <w:ind w:right="-58" w:firstLine="0"/>
+        <w:jc w:val="center"/>
+        <w:rPr>
+          <w:rFonts w:ascii="Calibri" w:hAnsi="Calibri" w:cs="Calibri"/>
+          <w:sz w:val="26"/>
+          <w:szCs w:val="26"/>
+        </w:rPr>
+      </w:pPr>
+    </w:p>
+    <w:p>
+      <w:pPr>
+        <w:tabs>
+          <w:tab w:val="left" w:pos="426"/>
+        </w:tabs>
+        <w:suppressAutoHyphens/>
+        <w:spacing w:line="280" w:lineRule="exact"/>
+        <w:ind w:left="661" w:right="686" w:firstLine="425"/>
+        <w:jc w:val="center"/>
+        <w:rPr>
+          <w:rFonts w:cs="Times New Roman"/>
           <w:b/>
+          <w:bCs/>
+          <w:color w:val="000000"/>
+          <w:sz w:val="24"/>
+          <w:szCs w:val="24"/>
+          <w:lang w:eastAsia="zh-CN"/>
+        </w:rPr>
+      </w:pPr>
+      <w:r>
+        <w:rPr>
+          <w:rFonts w:cs="Times New Roman"/>
+          <w:b/>
+          <w:bCs/>
+          <w:color w:val="000000"/>
+          <w:sz w:val="24"/>
+          <w:szCs w:val="24"/>
+          <w:lang w:eastAsia="zh-CN"/>
+        </w:rPr>
+        <w:t xml:space="preserve">ЗАДАНИЕ НА ТЕХНОЛОГИЧЕСКУЮ </w:t>
+      </w:r>
+    </w:p>
+    <w:p>
+      <w:pPr>
+        <w:tabs>
+          <w:tab w:val="left" w:pos="426"/>
+        </w:tabs>
+        <w:suppressAutoHyphens/>
+        <w:spacing w:line="280" w:lineRule="exact"/>
+        <w:ind w:left="661" w:right="686" w:firstLine="425"/>
+        <w:jc w:val="center"/>
+        <w:rPr>
+          <w:rFonts w:cs="Times New Roman"/>
+          <w:b/>
+          <w:bCs/>
+          <w:color w:val="000000"/>
+          <w:sz w:val="24"/>
+          <w:szCs w:val="24"/>
+          <w:lang w:eastAsia="zh-CN"/>
+        </w:rPr>
+      </w:pPr>
+      <w:r>
+        <w:rPr>
+          <w:rFonts w:cs="Times New Roman"/>
+          <w:b/>
+          <w:bCs/>
+          <w:color w:val="000000"/>
+          <w:sz w:val="24"/>
+          <w:szCs w:val="24"/>
+          <w:lang w:eastAsia="zh-CN"/>
+        </w:rPr>
+        <w:t>(ПРОЕКТНО-ТЕХНОЛОГИЧЕСКУЮ) ПРАКТИКУ</w:t>
+      </w:r>
+    </w:p>
+    <w:p>
+      <w:pPr>
+        <w:suppressAutoHyphens/>
+        <w:spacing w:line="280" w:lineRule="exact"/>
+        <w:ind w:firstLine="0"/>
+        <w:jc w:val="center"/>
+        <w:rPr>
+          <w:rFonts w:cs="Times New Roman"/>
+          <w:color w:val="000000"/>
+          <w:sz w:val="24"/>
+          <w:szCs w:val="24"/>
+          <w:lang w:eastAsia="zh-CN"/>
+        </w:rPr>
+      </w:pPr>
+      <w:r>
+        <w:rPr>
+          <w:rFonts w:cs="Times New Roman"/>
+          <w:color w:val="000000"/>
+          <w:sz w:val="24"/>
+          <w:szCs w:val="24"/>
+          <w:lang w:eastAsia="zh-CN"/>
+        </w:rPr>
+        <w:t xml:space="preserve"> </w:t>
+      </w:r>
+    </w:p>
+    <w:p>
+      <w:pPr>
+        <w:tabs>
+          <w:tab w:val="left" w:pos="426"/>
+        </w:tabs>
+        <w:suppressAutoHyphens/>
+        <w:spacing w:line="280" w:lineRule="exact"/>
+        <w:ind w:left="567" w:right="686" w:firstLine="425"/>
+        <w:jc w:val="center"/>
+        <w:rPr>
+          <w:rFonts w:ascii="Calibri" w:hAnsi="Calibri" w:cs="Calibri"/>
+          <w:color w:val="000000"/>
+          <w:sz w:val="20"/>
+          <w:szCs w:val="20"/>
+          <w:lang w:eastAsia="zh-CN"/>
+        </w:rPr>
+      </w:pPr>
+    </w:p>
+    <w:p>
+      <w:pPr>
+        <w:tabs>
+          <w:tab w:val="left" w:pos="426"/>
+        </w:tabs>
+        <w:suppressAutoHyphens/>
+        <w:spacing w:line="280" w:lineRule="exact"/>
+        <w:ind w:left="567" w:right="686" w:firstLine="425"/>
+        <w:jc w:val="center"/>
+        <w:rPr>
+          <w:rFonts w:ascii="Calibri" w:hAnsi="Calibri" w:cs="Calibri"/>
+          <w:color w:val="000000"/>
+          <w:sz w:val="20"/>
+          <w:szCs w:val="20"/>
+          <w:lang w:eastAsia="zh-CN"/>
+        </w:rPr>
+      </w:pPr>
+    </w:p>
+    <w:p>
+      <w:pPr>
+        <w:tabs>
+          <w:tab w:val="left" w:pos="426"/>
+        </w:tabs>
+        <w:suppressAutoHyphens/>
+        <w:spacing w:line="280" w:lineRule="exact"/>
+        <w:ind w:left="567" w:right="686" w:firstLine="425"/>
+        <w:jc w:val="center"/>
+        <w:rPr>
+          <w:rFonts w:ascii="Calibri" w:hAnsi="Calibri" w:cs="Calibri"/>
+          <w:color w:val="000000"/>
+          <w:sz w:val="20"/>
+          <w:szCs w:val="20"/>
+          <w:lang w:eastAsia="zh-CN"/>
+        </w:rPr>
+      </w:pPr>
+    </w:p>
+    <w:p>
+      <w:pPr>
+        <w:tabs>
+          <w:tab w:val="left" w:pos="426"/>
+        </w:tabs>
+        <w:suppressAutoHyphens/>
+        <w:spacing w:line="280" w:lineRule="exact"/>
+        <w:ind w:left="567" w:right="686" w:firstLine="425"/>
+        <w:jc w:val="center"/>
+        <w:rPr>
+          <w:rFonts w:ascii="Calibri" w:hAnsi="Calibri" w:cs="Calibri"/>
+          <w:color w:val="000000"/>
+          <w:sz w:val="20"/>
+          <w:szCs w:val="20"/>
+          <w:lang w:eastAsia="zh-CN"/>
+        </w:rPr>
+      </w:pPr>
+    </w:p>
+    <w:tbl>
+      <w:tblPr>
+        <w:tblW w:w="9346" w:type="dxa"/>
+        <w:tblLook w:val="04A0" w:firstRow="1" w:lastRow="0" w:firstColumn="1" w:lastColumn="0" w:noHBand="0" w:noVBand="1"/>
+      </w:tblPr>
+      <w:tblGrid>
+        <w:gridCol w:w="1225"/>
+        <w:gridCol w:w="1956"/>
+        <w:gridCol w:w="1640"/>
+        <w:gridCol w:w="260"/>
+        <w:gridCol w:w="4265"/>
+      </w:tblGrid>
+      <w:tr>
+        <w:trPr>
+          <w:trHeight w:val="661"/>
+        </w:trPr>
+        <w:tc>
+          <w:tcPr>
+            <w:tcW w:w="1225" w:type="dxa"/>
+            <w:hideMark/>
+          </w:tcPr>
+          <w:p>
+            <w:pPr>
+              <w:spacing w:after="160"/>
+              <w:ind w:firstLine="0"/>
+              <w:jc w:val="left"/>
+              <w:rPr>
+                <w:rFonts w:cs="Times New Roman"/>
+                <w:sz w:val="24"/>
+                <w:szCs w:val="24"/>
+              </w:rPr>
+            </w:pPr>
+            <w:r>
+              <w:rPr>
+                <w:rFonts w:cs="Times New Roman"/>
+                <w:sz w:val="24"/>
+                <w:szCs w:val="24"/>
+              </w:rPr>
+              <w:t>Студент</w:t>
+            </w:r>
+          </w:p>
+        </w:tc>
+        <w:tc>
+          <w:tcPr>
+            <w:tcW w:w="8121" w:type="dxa"/>
+            <w:gridSpan w:val="4"/>
+            <w:hideMark/>
+          </w:tcPr>
+          <w:p>
+            <w:pPr>
+              <w:spacing w:after="160" w:line="240" w:lineRule="atLeast"/>
+              <w:ind w:firstLine="0"/>
+              <w:jc w:val="center"/>
+              <w:rPr>
+                <w:rFonts w:cs="Times New Roman"/>
+                <w:sz w:val="24"/>
+                <w:szCs w:val="24"/>
+              </w:rPr>
+            </w:pPr>
+            <w:r>
+              <w:rPr>
+                <w:rFonts w:cs="Times New Roman"/>
+                <w:sz w:val="24"/>
+                <w:szCs w:val="24"/>
+              </w:rPr>
+              <w:t xml:space="preserve">Саргсян Сережа </w:t>
+            </w:r>
+            <w:proofErr w:type="spellStart"/>
+            <w:r>
+              <w:rPr>
+                <w:rFonts w:cs="Times New Roman"/>
+                <w:sz w:val="24"/>
+                <w:szCs w:val="24"/>
+              </w:rPr>
+              <w:t>Арсенович</w:t>
+            </w:r>
+            <w:proofErr w:type="spellEnd"/>
+          </w:p>
+        </w:tc>
+      </w:tr>
+      <w:tr>
+        <w:trPr>
+          <w:trHeight w:val="721"/>
+        </w:trPr>
+        <w:tc>
+          <w:tcPr>
+            <w:tcW w:w="3181" w:type="dxa"/>
+            <w:gridSpan w:val="2"/>
+            <w:hideMark/>
+          </w:tcPr>
+          <w:p>
+            <w:pPr>
+              <w:spacing w:after="160" w:line="256" w:lineRule="auto"/>
+              <w:ind w:firstLine="0"/>
+              <w:jc w:val="left"/>
+              <w:rPr>
+                <w:rFonts w:cs="Times New Roman"/>
+                <w:sz w:val="24"/>
+                <w:szCs w:val="24"/>
+              </w:rPr>
+            </w:pPr>
+            <w:r>
+              <w:rPr>
+                <w:rFonts w:cs="Times New Roman"/>
+                <w:sz w:val="24"/>
+                <w:szCs w:val="24"/>
+              </w:rPr>
+              <w:t>Направление подготовки (специальность)</w:t>
+            </w:r>
+          </w:p>
+        </w:tc>
+        <w:tc>
+          <w:tcPr>
+            <w:tcW w:w="1640" w:type="dxa"/>
+          </w:tcPr>
+          <w:p>
+            <w:pPr>
+              <w:widowControl w:val="0"/>
+              <w:spacing w:line="312" w:lineRule="auto"/>
+              <w:ind w:firstLine="0"/>
+              <w:jc w:val="left"/>
+              <w:rPr>
+                <w:rFonts w:cs="Times New Roman"/>
+                <w:sz w:val="24"/>
+                <w:szCs w:val="24"/>
+              </w:rPr>
+            </w:pPr>
+            <w:r>
+              <w:rPr>
+                <w:rFonts w:cs="Times New Roman"/>
+                <w:sz w:val="24"/>
+                <w:szCs w:val="24"/>
+              </w:rPr>
+              <w:t>09.03.01</w:t>
+            </w:r>
+          </w:p>
+          <w:p>
+            <w:pPr>
+              <w:widowControl w:val="0"/>
+              <w:spacing w:after="160" w:line="312" w:lineRule="auto"/>
+              <w:ind w:firstLine="0"/>
+              <w:jc w:val="left"/>
+              <w:rPr>
+                <w:rFonts w:cs="Times New Roman"/>
+                <w:sz w:val="24"/>
+                <w:szCs w:val="24"/>
+              </w:rPr>
+            </w:pPr>
+          </w:p>
+        </w:tc>
+        <w:tc>
+          <w:tcPr>
+            <w:tcW w:w="4525" w:type="dxa"/>
+            <w:gridSpan w:val="2"/>
+            <w:hideMark/>
+          </w:tcPr>
+          <w:p>
+            <w:pPr>
+              <w:widowControl w:val="0"/>
+              <w:spacing w:after="160" w:line="312" w:lineRule="auto"/>
+              <w:ind w:firstLine="0"/>
+              <w:jc w:val="left"/>
+              <w:rPr>
+                <w:rFonts w:cs="Times New Roman"/>
+                <w:sz w:val="24"/>
+                <w:szCs w:val="24"/>
+              </w:rPr>
+            </w:pPr>
+            <w:r>
+              <w:rPr>
+                <w:rFonts w:cs="Times New Roman"/>
+                <w:sz w:val="24"/>
+                <w:szCs w:val="24"/>
+              </w:rPr>
+              <w:t>Информатика и вычислительная техника</w:t>
+            </w:r>
+            <w:r>
+              <w:rPr>
+                <w:rFonts w:cs="Times New Roman"/>
+                <w:sz w:val="24"/>
+                <w:szCs w:val="24"/>
+                <w:highlight w:val="yellow"/>
+              </w:rPr>
+              <w:br/>
+            </w:r>
+          </w:p>
+        </w:tc>
+      </w:tr>
+      <w:tr>
+        <w:trPr>
+          <w:trHeight w:val="1096"/>
+        </w:trPr>
+        <w:tc>
+          <w:tcPr>
+            <w:tcW w:w="3181" w:type="dxa"/>
+            <w:gridSpan w:val="2"/>
+            <w:vAlign w:val="center"/>
+            <w:hideMark/>
+          </w:tcPr>
+          <w:p>
+            <w:pPr>
+              <w:spacing w:after="160" w:line="256" w:lineRule="auto"/>
+              <w:ind w:firstLine="0"/>
+              <w:jc w:val="left"/>
+              <w:rPr>
+                <w:rFonts w:cs="Times New Roman"/>
+                <w:sz w:val="24"/>
+                <w:szCs w:val="24"/>
+              </w:rPr>
+            </w:pPr>
+            <w:r>
+              <w:rPr>
+                <w:rFonts w:cs="Times New Roman"/>
+                <w:sz w:val="24"/>
+                <w:szCs w:val="24"/>
+              </w:rPr>
+              <w:t xml:space="preserve">Направленность </w:t>
+            </w:r>
+            <w:r>
+              <w:rPr>
+                <w:rFonts w:cs="Times New Roman"/>
+                <w:sz w:val="24"/>
+                <w:szCs w:val="24"/>
+              </w:rPr>
+              <w:br/>
+              <w:t>(специализация)</w:t>
+            </w:r>
+          </w:p>
+        </w:tc>
+        <w:tc>
+          <w:tcPr>
+            <w:tcW w:w="6165" w:type="dxa"/>
+            <w:gridSpan w:val="3"/>
+            <w:vAlign w:val="center"/>
+            <w:hideMark/>
+          </w:tcPr>
+          <w:p>
+            <w:pPr>
+              <w:widowControl w:val="0"/>
+              <w:spacing w:line="312" w:lineRule="auto"/>
+              <w:ind w:firstLine="0"/>
+              <w:jc w:val="left"/>
+              <w:rPr>
+                <w:rFonts w:cs="Times New Roman"/>
+                <w:sz w:val="24"/>
+                <w:szCs w:val="24"/>
+              </w:rPr>
+            </w:pPr>
+            <w:r>
+              <w:rPr>
+                <w:rFonts w:cs="Times New Roman"/>
+                <w:sz w:val="24"/>
+                <w:szCs w:val="24"/>
+              </w:rPr>
+              <w:t xml:space="preserve">Системы автоматизированного проектирования </w:t>
+            </w:r>
+          </w:p>
+          <w:p>
+            <w:pPr>
+              <w:widowControl w:val="0"/>
+              <w:spacing w:after="160" w:line="312" w:lineRule="auto"/>
+              <w:ind w:firstLine="0"/>
+              <w:jc w:val="left"/>
+              <w:rPr>
+                <w:rFonts w:cs="Times New Roman"/>
+                <w:sz w:val="24"/>
+                <w:szCs w:val="24"/>
+              </w:rPr>
+            </w:pPr>
+            <w:r>
+              <w:rPr>
+                <w:rFonts w:cs="Times New Roman"/>
+                <w:sz w:val="24"/>
+                <w:szCs w:val="24"/>
+                <w:highlight w:val="yellow"/>
+              </w:rPr>
+              <w:br/>
+            </w:r>
+          </w:p>
+        </w:tc>
+      </w:tr>
+      <w:tr>
+        <w:trPr>
+          <w:trHeight w:val="661"/>
+        </w:trPr>
+        <w:tc>
+          <w:tcPr>
+            <w:tcW w:w="3181" w:type="dxa"/>
+            <w:gridSpan w:val="2"/>
+            <w:hideMark/>
+          </w:tcPr>
+          <w:p>
+            <w:pPr>
+              <w:spacing w:after="160" w:line="256" w:lineRule="auto"/>
+              <w:ind w:firstLine="0"/>
+              <w:jc w:val="left"/>
+              <w:rPr>
+                <w:rFonts w:cs="Times New Roman"/>
+                <w:sz w:val="24"/>
+                <w:szCs w:val="24"/>
+              </w:rPr>
+            </w:pPr>
+            <w:r>
+              <w:rPr>
+                <w:rFonts w:cs="Times New Roman"/>
+                <w:sz w:val="24"/>
+                <w:szCs w:val="24"/>
+              </w:rPr>
+              <w:t>Факультет</w:t>
+            </w:r>
+          </w:p>
+        </w:tc>
+        <w:tc>
+          <w:tcPr>
+            <w:tcW w:w="6165" w:type="dxa"/>
+            <w:gridSpan w:val="3"/>
+            <w:hideMark/>
+          </w:tcPr>
+          <w:p>
+            <w:pPr>
+              <w:spacing w:after="160" w:line="256" w:lineRule="auto"/>
+              <w:ind w:firstLine="0"/>
+              <w:jc w:val="left"/>
+              <w:rPr>
+                <w:rFonts w:cs="Times New Roman"/>
+                <w:sz w:val="24"/>
+                <w:szCs w:val="24"/>
+              </w:rPr>
+            </w:pPr>
+            <w:r>
+              <w:rPr>
+                <w:rFonts w:cs="Times New Roman"/>
+                <w:sz w:val="24"/>
+                <w:szCs w:val="24"/>
+              </w:rPr>
+              <w:t>Информационных технологий и управления</w:t>
+            </w:r>
+            <w:r>
+              <w:rPr>
+                <w:rFonts w:cs="Times New Roman"/>
+                <w:sz w:val="24"/>
+                <w:szCs w:val="24"/>
+                <w:highlight w:val="yellow"/>
+              </w:rPr>
+              <w:t xml:space="preserve"> </w:t>
+            </w:r>
+          </w:p>
+        </w:tc>
+      </w:tr>
+      <w:tr>
+        <w:trPr>
+          <w:trHeight w:val="1072"/>
+        </w:trPr>
+        <w:tc>
+          <w:tcPr>
+            <w:tcW w:w="3181" w:type="dxa"/>
+            <w:gridSpan w:val="2"/>
+            <w:hideMark/>
+          </w:tcPr>
+          <w:p>
+            <w:pPr>
+              <w:spacing w:after="160" w:line="256" w:lineRule="auto"/>
+              <w:ind w:firstLine="0"/>
+              <w:jc w:val="left"/>
+              <w:rPr>
+                <w:rFonts w:cs="Times New Roman"/>
+                <w:sz w:val="24"/>
+                <w:szCs w:val="24"/>
+              </w:rPr>
+            </w:pPr>
+            <w:r>
+              <w:rPr>
+                <w:rFonts w:cs="Times New Roman"/>
+                <w:sz w:val="24"/>
+                <w:szCs w:val="24"/>
+              </w:rPr>
+              <w:t>Кафедра</w:t>
+            </w:r>
+          </w:p>
+        </w:tc>
+        <w:tc>
+          <w:tcPr>
+            <w:tcW w:w="6165" w:type="dxa"/>
+            <w:gridSpan w:val="3"/>
+            <w:hideMark/>
+          </w:tcPr>
+          <w:p>
+            <w:pPr>
+              <w:widowControl w:val="0"/>
+              <w:spacing w:after="160" w:line="312" w:lineRule="auto"/>
+              <w:ind w:firstLine="0"/>
+              <w:jc w:val="left"/>
+              <w:rPr>
+                <w:rFonts w:cs="Times New Roman"/>
+                <w:sz w:val="24"/>
+                <w:szCs w:val="24"/>
+              </w:rPr>
+            </w:pPr>
+            <w:r>
+              <w:rPr>
+                <w:rFonts w:cs="Times New Roman"/>
+                <w:sz w:val="24"/>
+                <w:szCs w:val="24"/>
+              </w:rPr>
+              <w:t>Систем автоматизированного проектирования и управления</w:t>
+            </w:r>
+          </w:p>
+        </w:tc>
+      </w:tr>
+      <w:tr>
+        <w:trPr>
+          <w:trHeight w:val="639"/>
+        </w:trPr>
+        <w:tc>
+          <w:tcPr>
+            <w:tcW w:w="3181" w:type="dxa"/>
+            <w:gridSpan w:val="2"/>
+            <w:hideMark/>
+          </w:tcPr>
+          <w:p>
+            <w:pPr>
+              <w:spacing w:after="160"/>
+              <w:ind w:firstLine="0"/>
+              <w:jc w:val="left"/>
+              <w:rPr>
+                <w:rFonts w:cs="Times New Roman"/>
+                <w:sz w:val="24"/>
+                <w:szCs w:val="24"/>
+              </w:rPr>
+            </w:pPr>
+            <w:r>
+              <w:rPr>
+                <w:rFonts w:cs="Times New Roman"/>
+                <w:sz w:val="24"/>
+                <w:szCs w:val="24"/>
+              </w:rPr>
+              <w:t>Группа</w:t>
+            </w:r>
+          </w:p>
+        </w:tc>
+        <w:tc>
+          <w:tcPr>
+            <w:tcW w:w="6165" w:type="dxa"/>
+            <w:gridSpan w:val="3"/>
+          </w:tcPr>
+          <w:p>
+            <w:pPr>
+              <w:spacing w:after="160"/>
+              <w:ind w:firstLine="0"/>
+              <w:jc w:val="left"/>
+              <w:rPr>
+                <w:rFonts w:cs="Times New Roman"/>
+                <w:sz w:val="24"/>
+                <w:szCs w:val="24"/>
+              </w:rPr>
+            </w:pPr>
+          </w:p>
+        </w:tc>
+      </w:tr>
+      <w:tr>
+        <w:trPr>
+          <w:trHeight w:val="639"/>
+        </w:trPr>
+        <w:tc>
+          <w:tcPr>
+            <w:tcW w:w="3181" w:type="dxa"/>
+            <w:gridSpan w:val="2"/>
+            <w:hideMark/>
+          </w:tcPr>
+          <w:p>
+            <w:pPr>
+              <w:spacing w:after="160"/>
+              <w:ind w:firstLine="0"/>
+              <w:jc w:val="left"/>
+              <w:rPr>
+                <w:rFonts w:cs="Times New Roman"/>
+                <w:sz w:val="24"/>
+                <w:szCs w:val="24"/>
+              </w:rPr>
+            </w:pPr>
+            <w:r>
+              <w:rPr>
+                <w:rFonts w:cs="Times New Roman"/>
+                <w:sz w:val="24"/>
+                <w:szCs w:val="24"/>
+              </w:rPr>
+              <w:t>Профильная организация</w:t>
+            </w:r>
+          </w:p>
+        </w:tc>
+        <w:tc>
+          <w:tcPr>
+            <w:tcW w:w="6165" w:type="dxa"/>
+            <w:gridSpan w:val="3"/>
+            <w:hideMark/>
+          </w:tcPr>
+          <w:p>
+            <w:pPr>
+              <w:spacing w:after="160"/>
+              <w:ind w:firstLine="0"/>
+              <w:jc w:val="left"/>
+              <w:rPr>
+                <w:rFonts w:cs="Times New Roman"/>
+                <w:sz w:val="24"/>
+                <w:szCs w:val="24"/>
+              </w:rPr>
+            </w:pPr>
+            <w:proofErr w:type="spellStart"/>
+            <w:r>
+              <w:rPr>
+                <w:rFonts w:cs="Times New Roman"/>
+                <w:sz w:val="24"/>
+                <w:szCs w:val="24"/>
+              </w:rPr>
+              <w:t>СПбГТИ</w:t>
+            </w:r>
+            <w:proofErr w:type="spellEnd"/>
+            <w:r>
+              <w:rPr>
+                <w:rFonts w:cs="Times New Roman"/>
+                <w:sz w:val="24"/>
+                <w:szCs w:val="24"/>
+              </w:rPr>
+              <w:t>(ТУ), Санкт-Петербург</w:t>
+            </w:r>
+          </w:p>
+        </w:tc>
+      </w:tr>
+      <w:tr>
+        <w:trPr>
+          <w:trHeight w:val="489"/>
+        </w:trPr>
+        <w:tc>
+          <w:tcPr>
+            <w:tcW w:w="3181" w:type="dxa"/>
+            <w:gridSpan w:val="2"/>
+            <w:hideMark/>
+          </w:tcPr>
+          <w:p>
+            <w:pPr>
+              <w:spacing w:after="160"/>
+              <w:ind w:firstLine="0"/>
+              <w:jc w:val="left"/>
+              <w:rPr>
+                <w:rFonts w:cs="Times New Roman"/>
+                <w:sz w:val="24"/>
+                <w:szCs w:val="24"/>
+              </w:rPr>
+            </w:pPr>
+            <w:r>
+              <w:rPr>
+                <w:rFonts w:cs="Times New Roman"/>
+                <w:sz w:val="24"/>
+                <w:szCs w:val="24"/>
+              </w:rPr>
+              <w:t xml:space="preserve">Срок проведения </w:t>
+            </w:r>
+          </w:p>
+        </w:tc>
+        <w:tc>
+          <w:tcPr>
+            <w:tcW w:w="1900" w:type="dxa"/>
+            <w:gridSpan w:val="2"/>
+            <w:hideMark/>
+          </w:tcPr>
+          <w:p>
+            <w:pPr>
+              <w:spacing w:after="160" w:line="240" w:lineRule="auto"/>
+              <w:ind w:firstLine="0"/>
+              <w:jc w:val="left"/>
+              <w:rPr>
+                <w:rFonts w:cs="Times New Roman"/>
+                <w:color w:val="000000"/>
+                <w:sz w:val="24"/>
+                <w:szCs w:val="24"/>
+                <w:lang w:val="en-US"/>
+              </w:rPr>
+            </w:pPr>
+            <w:r>
+              <w:rPr>
+                <w:rFonts w:cs="Times New Roman"/>
+                <w:color w:val="000000"/>
+                <w:sz w:val="24"/>
+                <w:szCs w:val="24"/>
+              </w:rPr>
+              <w:t>с 06.07.2026</w:t>
+            </w:r>
+          </w:p>
+          <w:p>
+            <w:pPr>
+              <w:spacing w:after="160"/>
+              <w:ind w:firstLine="0"/>
+              <w:jc w:val="left"/>
+              <w:rPr>
+                <w:rFonts w:cs="Times New Roman"/>
+                <w:sz w:val="20"/>
+                <w:szCs w:val="20"/>
+              </w:rPr>
+            </w:pPr>
+            <w:r>
+              <w:rPr>
+                <w:rFonts w:cs="Times New Roman"/>
+                <w:color w:val="000000"/>
+                <w:sz w:val="20"/>
+                <w:szCs w:val="20"/>
+              </w:rPr>
+              <w:t xml:space="preserve"> </w:t>
+            </w:r>
+          </w:p>
+        </w:tc>
+        <w:tc>
+          <w:tcPr>
+            <w:tcW w:w="4265" w:type="dxa"/>
+            <w:hideMark/>
+          </w:tcPr>
+          <w:p>
+            <w:pPr>
+              <w:spacing w:after="160"/>
+              <w:ind w:firstLine="0"/>
+              <w:jc w:val="left"/>
+              <w:rPr>
+                <w:rFonts w:cs="Times New Roman"/>
+                <w:sz w:val="24"/>
+                <w:szCs w:val="24"/>
+              </w:rPr>
+            </w:pPr>
+            <w:r>
+              <w:rPr>
+                <w:rFonts w:cs="Times New Roman"/>
+                <w:color w:val="000000"/>
+                <w:sz w:val="24"/>
+                <w:szCs w:val="24"/>
+              </w:rPr>
+              <w:t>по 19.07.2026</w:t>
+            </w:r>
+          </w:p>
+        </w:tc>
+      </w:tr>
+      <w:tr>
+        <w:trPr>
+          <w:trHeight w:val="616"/>
+        </w:trPr>
+        <w:tc>
+          <w:tcPr>
+            <w:tcW w:w="9346" w:type="dxa"/>
+            <w:gridSpan w:val="5"/>
+            <w:vAlign w:val="bottom"/>
+            <w:hideMark/>
+          </w:tcPr>
+          <w:p>
+            <w:pPr>
+              <w:ind w:firstLine="0"/>
+              <w:jc w:val="left"/>
+              <w:rPr>
+                <w:rFonts w:cs="Times New Roman"/>
+                <w:sz w:val="24"/>
+                <w:szCs w:val="24"/>
+              </w:rPr>
+            </w:pPr>
+            <w:r>
+              <w:rPr>
+                <w:rFonts w:cs="Times New Roman"/>
+                <w:sz w:val="24"/>
+                <w:szCs w:val="24"/>
+              </w:rPr>
+              <w:t xml:space="preserve">Срок сдачи отчета о практике    17.07.2026 </w:t>
+            </w:r>
+          </w:p>
+        </w:tc>
+      </w:tr>
+    </w:tbl>
+    <w:p>
+      <w:pPr>
+        <w:tabs>
+          <w:tab w:val="left" w:pos="426"/>
+        </w:tabs>
+        <w:suppressAutoHyphens/>
+        <w:spacing w:line="280" w:lineRule="exact"/>
+        <w:ind w:right="686" w:firstLine="0"/>
+        <w:rPr>
+          <w:rFonts w:cs="Times New Roman"/>
+          <w:color w:val="000000"/>
+          <w:szCs w:val="28"/>
+          <w:lang w:eastAsia="zh-CN"/>
+        </w:rPr>
+      </w:pPr>
+      <w:r>
+        <w:rPr>
+          <w:rFonts w:ascii="Calibri" w:hAnsi="Calibri" w:cs="Calibri"/>
+          <w:color w:val="000000"/>
+          <w:sz w:val="24"/>
+          <w:szCs w:val="24"/>
+          <w:lang w:eastAsia="zh-CN"/>
+        </w:rPr>
+        <w:br w:type="page"/>
+      </w:r>
+      <w:r>
+        <w:rPr>
+          <w:rFonts w:cs="Times New Roman"/>
+          <w:color w:val="000000"/>
+          <w:szCs w:val="28"/>
+          <w:lang w:eastAsia="zh-CN"/>
+        </w:rPr>
+        <w:lastRenderedPageBreak/>
+        <w:t xml:space="preserve">Тема задания: </w:t>
+      </w:r>
+    </w:p>
+    <w:p>
+      <w:pPr>
+        <w:tabs>
+          <w:tab w:val="left" w:pos="426"/>
+        </w:tabs>
+        <w:suppressAutoHyphens/>
+        <w:spacing w:line="280" w:lineRule="exact"/>
+        <w:ind w:right="686" w:firstLine="0"/>
+        <w:rPr>
+          <w:rFonts w:cs="Times New Roman"/>
+          <w:i/>
+          <w:iCs/>
+          <w:color w:val="000000"/>
+          <w:szCs w:val="28"/>
+          <w:lang w:eastAsia="zh-CN"/>
+        </w:rPr>
+      </w:pPr>
+      <w:r>
+        <w:rPr>
+          <w:rFonts w:cs="Times New Roman"/>
+          <w:b/>
+          <w:bCs/>
+          <w:color w:val="000000"/>
+          <w:szCs w:val="28"/>
+          <w:lang w:eastAsia="zh-CN"/>
+        </w:rPr>
+        <w:t>Разработка информационно-поисковой системы для выбора теплообменных аппаратов</w:t>
+      </w:r>
+    </w:p>
+    <w:p>
+      <w:pPr>
+        <w:tabs>
+          <w:tab w:val="left" w:pos="426"/>
+        </w:tabs>
+        <w:spacing w:after="160" w:line="256" w:lineRule="auto"/>
+        <w:ind w:firstLine="0"/>
+        <w:jc w:val="left"/>
+        <w:rPr>
+          <w:rFonts w:cs="Times New Roman"/>
+          <w:color w:val="000000"/>
+          <w:szCs w:val="28"/>
+        </w:rPr>
+      </w:pPr>
+    </w:p>
+    <w:p>
+      <w:pPr>
+        <w:tabs>
+          <w:tab w:val="left" w:pos="426"/>
+        </w:tabs>
+        <w:spacing w:after="160" w:line="280" w:lineRule="exact"/>
+        <w:ind w:left="661" w:right="686" w:firstLine="0"/>
+        <w:jc w:val="center"/>
+        <w:rPr>
+          <w:rFonts w:cs="Times New Roman"/>
+          <w:szCs w:val="28"/>
+        </w:rPr>
+      </w:pPr>
+      <w:r>
+        <w:rPr>
+          <w:rFonts w:cs="Times New Roman"/>
+          <w:color w:val="000000"/>
+          <w:szCs w:val="28"/>
+        </w:rPr>
+        <w:t xml:space="preserve">Календарный план </w:t>
+      </w:r>
+      <w:r>
+        <w:rPr>
+          <w:rFonts w:cs="Times New Roman"/>
+          <w:szCs w:val="28"/>
+        </w:rPr>
+        <w:t xml:space="preserve">технологической </w:t>
+      </w:r>
+    </w:p>
+    <w:p>
+      <w:pPr>
+        <w:tabs>
+          <w:tab w:val="left" w:pos="426"/>
+        </w:tabs>
+        <w:spacing w:after="160" w:line="280" w:lineRule="exact"/>
+        <w:ind w:left="661" w:right="686" w:firstLine="0"/>
+        <w:jc w:val="center"/>
+        <w:rPr>
+          <w:rFonts w:cs="Times New Roman"/>
+          <w:color w:val="000000"/>
+          <w:szCs w:val="28"/>
+        </w:rPr>
+      </w:pPr>
+      <w:r>
+        <w:rPr>
+          <w:rFonts w:cs="Times New Roman"/>
+          <w:szCs w:val="28"/>
+        </w:rPr>
+        <w:t xml:space="preserve">(проектно-технологической) практики </w:t>
+      </w:r>
+    </w:p>
+    <w:tbl>
+      <w:tblPr>
+        <w:tblW w:w="0" w:type="auto"/>
+        <w:tblBorders>
+          <w:top w:val="single" w:sz="4" w:space="0" w:color="auto"/>
+          <w:left w:val="single" w:sz="4" w:space="0" w:color="auto"/>
+          <w:bottom w:val="single" w:sz="4" w:space="0" w:color="auto"/>
+          <w:right w:val="single" w:sz="4" w:space="0" w:color="auto"/>
+          <w:insideH w:val="single" w:sz="4" w:space="0" w:color="auto"/>
+          <w:insideV w:val="single" w:sz="4" w:space="0" w:color="auto"/>
+        </w:tblBorders>
+        <w:tblLayout w:type="fixed"/>
+        <w:tblLook w:val="04A0" w:firstRow="1" w:lastRow="0" w:firstColumn="1" w:lastColumn="0" w:noHBand="0" w:noVBand="1"/>
+      </w:tblPr>
+      <w:tblGrid>
+        <w:gridCol w:w="6408"/>
+        <w:gridCol w:w="2700"/>
+      </w:tblGrid>
+      <w:tr>
+        <w:tc>
+          <w:tcPr>
+            <w:tcW w:w="6408" w:type="dxa"/>
+            <w:tcBorders>
+              <w:top w:val="single" w:sz="4" w:space="0" w:color="auto"/>
+              <w:left w:val="single" w:sz="4" w:space="0" w:color="auto"/>
+              <w:bottom w:val="single" w:sz="4" w:space="0" w:color="auto"/>
+              <w:right w:val="single" w:sz="4" w:space="0" w:color="auto"/>
+            </w:tcBorders>
+            <w:vAlign w:val="center"/>
+            <w:hideMark/>
+          </w:tcPr>
+          <w:p>
+            <w:pPr>
+              <w:tabs>
+                <w:tab w:val="left" w:pos="426"/>
+              </w:tabs>
+              <w:spacing w:after="160" w:line="280" w:lineRule="exact"/>
+              <w:ind w:left="207" w:right="686" w:firstLine="0"/>
+              <w:jc w:val="center"/>
+              <w:rPr>
+                <w:rFonts w:cs="Times New Roman"/>
+                <w:color w:val="000000"/>
+                <w:szCs w:val="28"/>
+              </w:rPr>
+            </w:pPr>
+            <w:r>
+              <w:rPr>
+                <w:rFonts w:cs="Times New Roman"/>
+                <w:color w:val="000000"/>
+                <w:szCs w:val="28"/>
+              </w:rPr>
+              <w:t>Наименование задач (мероприятий)</w:t>
+            </w:r>
+          </w:p>
+        </w:tc>
+        <w:tc>
+          <w:tcPr>
+            <w:tcW w:w="2700" w:type="dxa"/>
+            <w:tcBorders>
+              <w:top w:val="single" w:sz="4" w:space="0" w:color="auto"/>
+              <w:left w:val="single" w:sz="4" w:space="0" w:color="auto"/>
+              <w:bottom w:val="single" w:sz="4" w:space="0" w:color="auto"/>
+              <w:right w:val="single" w:sz="4" w:space="0" w:color="auto"/>
+            </w:tcBorders>
+            <w:vAlign w:val="center"/>
+            <w:hideMark/>
+          </w:tcPr>
+          <w:p>
+            <w:pPr>
+              <w:tabs>
+                <w:tab w:val="left" w:pos="-61"/>
+              </w:tabs>
+              <w:spacing w:after="160" w:line="280" w:lineRule="exact"/>
+              <w:ind w:firstLine="0"/>
+              <w:jc w:val="center"/>
+              <w:rPr>
+                <w:rFonts w:cs="Times New Roman"/>
+                <w:color w:val="000000"/>
+                <w:szCs w:val="28"/>
+              </w:rPr>
+            </w:pPr>
+            <w:r>
+              <w:rPr>
+                <w:rFonts w:cs="Times New Roman"/>
+                <w:color w:val="000000"/>
+                <w:szCs w:val="28"/>
+              </w:rPr>
+              <w:t>Срок выполнения задачи (мероприятия)</w:t>
+            </w:r>
+          </w:p>
+        </w:tc>
+      </w:tr>
+      <w:tr>
+        <w:trPr>
+          <w:trHeight w:val="456"/>
+        </w:trPr>
+        <w:tc>
+          <w:tcPr>
+            <w:tcW w:w="6408" w:type="dxa"/>
+            <w:tcBorders>
+              <w:top w:val="single" w:sz="4" w:space="0" w:color="auto"/>
+              <w:left w:val="single" w:sz="4" w:space="0" w:color="auto"/>
+              <w:bottom w:val="single" w:sz="4" w:space="0" w:color="auto"/>
+              <w:right w:val="single" w:sz="4" w:space="0" w:color="auto"/>
+            </w:tcBorders>
+            <w:vAlign w:val="center"/>
+            <w:hideMark/>
+          </w:tcPr>
+          <w:p>
+            <w:pPr>
+              <w:spacing w:after="160" w:line="256" w:lineRule="auto"/>
+              <w:ind w:right="74" w:firstLine="0"/>
+              <w:jc w:val="left"/>
+              <w:rPr>
+                <w:rFonts w:cs="Times New Roman"/>
+                <w:color w:val="000000"/>
+                <w:szCs w:val="28"/>
+              </w:rPr>
+            </w:pPr>
+            <w:r>
+              <w:rPr>
+                <w:rFonts w:cs="Times New Roman"/>
+                <w:color w:val="000000"/>
+                <w:szCs w:val="28"/>
+              </w:rPr>
+              <w:t>1 Анализ литературных источников и интернет-ресурсов о процессе теплообмена и аппаратах для его проведения</w:t>
+            </w:r>
+          </w:p>
+        </w:tc>
+        <w:tc>
+          <w:tcPr>
+            <w:tcW w:w="2700" w:type="dxa"/>
+            <w:tcBorders>
+              <w:top w:val="single" w:sz="4" w:space="0" w:color="auto"/>
+              <w:left w:val="single" w:sz="4" w:space="0" w:color="auto"/>
+              <w:bottom w:val="single" w:sz="4" w:space="0" w:color="auto"/>
+              <w:right w:val="single" w:sz="4" w:space="0" w:color="auto"/>
+            </w:tcBorders>
+            <w:vAlign w:val="center"/>
+            <w:hideMark/>
+          </w:tcPr>
+          <w:p>
+            <w:pPr>
+              <w:tabs>
+                <w:tab w:val="left" w:pos="426"/>
+                <w:tab w:val="left" w:pos="1944"/>
+                <w:tab w:val="left" w:pos="2227"/>
+              </w:tabs>
+              <w:spacing w:after="160" w:line="256" w:lineRule="auto"/>
+              <w:ind w:left="-108" w:hanging="31"/>
+              <w:jc w:val="center"/>
+              <w:rPr>
+                <w:rFonts w:cs="Times New Roman"/>
+                <w:color w:val="000000"/>
+                <w:szCs w:val="28"/>
+              </w:rPr>
+            </w:pPr>
+            <w:proofErr w:type="gramStart"/>
+            <w:r>
+              <w:rPr>
+                <w:rFonts w:cs="Times New Roman"/>
+                <w:color w:val="000000"/>
+                <w:szCs w:val="28"/>
+              </w:rPr>
+              <w:t>1-2</w:t>
+            </w:r>
+            <w:proofErr w:type="gramEnd"/>
+            <w:r>
+              <w:rPr>
+                <w:rFonts w:cs="Times New Roman"/>
+                <w:color w:val="000000"/>
+                <w:szCs w:val="28"/>
+              </w:rPr>
+              <w:t xml:space="preserve"> рабочий день</w:t>
+            </w:r>
+          </w:p>
+        </w:tc>
+      </w:tr>
+      <w:tr>
+        <w:trPr>
+          <w:trHeight w:val="482"/>
+        </w:trPr>
+        <w:tc>
+          <w:tcPr>
+            <w:tcW w:w="6408" w:type="dxa"/>
+            <w:tcBorders>
+              <w:top w:val="single" w:sz="4" w:space="0" w:color="auto"/>
+              <w:left w:val="single" w:sz="4" w:space="0" w:color="auto"/>
+              <w:bottom w:val="single" w:sz="4" w:space="0" w:color="auto"/>
+              <w:right w:val="single" w:sz="4" w:space="0" w:color="auto"/>
+            </w:tcBorders>
+            <w:vAlign w:val="center"/>
+            <w:hideMark/>
+          </w:tcPr>
+          <w:p>
+            <w:pPr>
+              <w:tabs>
+                <w:tab w:val="left" w:pos="-5940"/>
+                <w:tab w:val="left" w:pos="-4860"/>
+              </w:tabs>
+              <w:spacing w:after="160" w:line="256" w:lineRule="auto"/>
+              <w:ind w:firstLine="0"/>
+              <w:jc w:val="left"/>
+              <w:rPr>
+                <w:rFonts w:cs="Times New Roman"/>
+                <w:color w:val="000000"/>
+                <w:szCs w:val="28"/>
+              </w:rPr>
+            </w:pPr>
+            <w:r>
+              <w:rPr>
+                <w:rFonts w:cs="Times New Roman"/>
+                <w:color w:val="000000"/>
+                <w:szCs w:val="28"/>
+              </w:rPr>
+              <w:t xml:space="preserve">2 </w:t>
+            </w:r>
+            <w:r>
+              <w:rPr>
+                <w:rFonts w:cs="Times New Roman"/>
+                <w:szCs w:val="28"/>
+              </w:rPr>
+              <w:t xml:space="preserve">Построение концептуальной и </w:t>
+            </w:r>
+            <w:proofErr w:type="spellStart"/>
+            <w:r>
+              <w:rPr>
+                <w:rFonts w:cs="Times New Roman"/>
+                <w:szCs w:val="28"/>
+              </w:rPr>
+              <w:t>даталогической</w:t>
+            </w:r>
+            <w:proofErr w:type="spellEnd"/>
+            <w:r>
+              <w:rPr>
+                <w:rFonts w:cs="Times New Roman"/>
+                <w:szCs w:val="28"/>
+              </w:rPr>
+              <w:t xml:space="preserve"> моделей</w:t>
+            </w:r>
+            <w:r>
+              <w:rPr>
+                <w:rFonts w:cs="Times New Roman"/>
+                <w:color w:val="000000"/>
+                <w:szCs w:val="28"/>
+              </w:rPr>
+              <w:t xml:space="preserve"> базы данных теплообменных аппаратов</w:t>
+            </w:r>
+          </w:p>
+        </w:tc>
+        <w:tc>
+          <w:tcPr>
+            <w:tcW w:w="2700" w:type="dxa"/>
+            <w:tcBorders>
+              <w:top w:val="single" w:sz="4" w:space="0" w:color="auto"/>
+              <w:left w:val="single" w:sz="4" w:space="0" w:color="auto"/>
+              <w:bottom w:val="single" w:sz="4" w:space="0" w:color="auto"/>
+              <w:right w:val="single" w:sz="4" w:space="0" w:color="auto"/>
+            </w:tcBorders>
+            <w:vAlign w:val="center"/>
+            <w:hideMark/>
+          </w:tcPr>
+          <w:p>
+            <w:pPr>
+              <w:spacing w:after="160" w:line="256" w:lineRule="auto"/>
+              <w:ind w:left="-108" w:firstLine="0"/>
+              <w:jc w:val="center"/>
+              <w:rPr>
+                <w:rFonts w:cs="Times New Roman"/>
+                <w:color w:val="000000"/>
+                <w:szCs w:val="28"/>
+              </w:rPr>
+            </w:pPr>
+            <w:proofErr w:type="gramStart"/>
+            <w:r>
+              <w:rPr>
+                <w:rFonts w:cs="Times New Roman"/>
+                <w:color w:val="000000"/>
+                <w:szCs w:val="28"/>
+              </w:rPr>
+              <w:t>3-4</w:t>
+            </w:r>
+            <w:proofErr w:type="gramEnd"/>
+            <w:r>
+              <w:rPr>
+                <w:rFonts w:cs="Times New Roman"/>
+                <w:color w:val="000000"/>
+                <w:szCs w:val="28"/>
+              </w:rPr>
+              <w:t xml:space="preserve"> рабочий день</w:t>
+            </w:r>
+          </w:p>
+        </w:tc>
+      </w:tr>
+      <w:tr>
+        <w:trPr>
+          <w:trHeight w:val="632"/>
+        </w:trPr>
+        <w:tc>
+          <w:tcPr>
+            <w:tcW w:w="6408" w:type="dxa"/>
+            <w:tcBorders>
+              <w:top w:val="single" w:sz="4" w:space="0" w:color="auto"/>
+              <w:left w:val="single" w:sz="4" w:space="0" w:color="auto"/>
+              <w:bottom w:val="single" w:sz="4" w:space="0" w:color="auto"/>
+              <w:right w:val="single" w:sz="4" w:space="0" w:color="auto"/>
+            </w:tcBorders>
+            <w:vAlign w:val="center"/>
+            <w:hideMark/>
+          </w:tcPr>
+          <w:p>
+            <w:pPr>
+              <w:tabs>
+                <w:tab w:val="left" w:pos="-5940"/>
+                <w:tab w:val="left" w:pos="-4860"/>
+              </w:tabs>
+              <w:spacing w:after="160" w:line="256" w:lineRule="auto"/>
+              <w:ind w:firstLine="0"/>
+              <w:jc w:val="left"/>
+              <w:rPr>
+                <w:rFonts w:cs="Times New Roman"/>
+                <w:color w:val="000000"/>
+                <w:szCs w:val="28"/>
+              </w:rPr>
+            </w:pPr>
+            <w:r>
+              <w:rPr>
+                <w:rFonts w:cs="Times New Roman"/>
+                <w:color w:val="000000"/>
+                <w:szCs w:val="28"/>
+              </w:rPr>
+              <w:t xml:space="preserve">3 </w:t>
+            </w:r>
+            <w:r>
+              <w:rPr>
+                <w:rFonts w:cs="Times New Roman"/>
+                <w:szCs w:val="28"/>
+              </w:rPr>
+              <w:t xml:space="preserve">Построение </w:t>
+            </w:r>
+            <w:r>
+              <w:rPr>
+                <w:rFonts w:cs="Times New Roman"/>
+                <w:szCs w:val="28"/>
+                <w:lang w:val="en-US"/>
+              </w:rPr>
+              <w:t>UML</w:t>
+            </w:r>
+            <w:r>
+              <w:rPr>
+                <w:rFonts w:cs="Times New Roman"/>
+                <w:szCs w:val="28"/>
+              </w:rPr>
+              <w:t>-диаграмм для пользователя и администратора системы</w:t>
+            </w:r>
+          </w:p>
+        </w:tc>
+        <w:tc>
+          <w:tcPr>
+            <w:tcW w:w="2700" w:type="dxa"/>
+            <w:tcBorders>
+              <w:top w:val="single" w:sz="4" w:space="0" w:color="auto"/>
+              <w:left w:val="single" w:sz="4" w:space="0" w:color="auto"/>
+              <w:bottom w:val="single" w:sz="4" w:space="0" w:color="auto"/>
+              <w:right w:val="single" w:sz="4" w:space="0" w:color="auto"/>
+            </w:tcBorders>
+            <w:vAlign w:val="center"/>
+            <w:hideMark/>
+          </w:tcPr>
+          <w:p>
+            <w:pPr>
+              <w:spacing w:after="160" w:line="256" w:lineRule="auto"/>
+              <w:ind w:firstLine="0"/>
+              <w:jc w:val="center"/>
+              <w:rPr>
+                <w:rFonts w:cs="Times New Roman"/>
+                <w:color w:val="000000"/>
+                <w:szCs w:val="28"/>
+              </w:rPr>
+            </w:pPr>
+            <w:r>
+              <w:rPr>
+                <w:rFonts w:cs="Times New Roman"/>
+                <w:color w:val="000000"/>
+                <w:szCs w:val="28"/>
+              </w:rPr>
+              <w:t>5 рабочий день</w:t>
+            </w:r>
+          </w:p>
+        </w:tc>
+      </w:tr>
+      <w:tr>
+        <w:trPr>
+          <w:trHeight w:val="758"/>
+        </w:trPr>
+        <w:tc>
+          <w:tcPr>
+            <w:tcW w:w="6408" w:type="dxa"/>
+            <w:tcBorders>
+              <w:top w:val="single" w:sz="4" w:space="0" w:color="auto"/>
+              <w:left w:val="single" w:sz="4" w:space="0" w:color="auto"/>
+              <w:bottom w:val="single" w:sz="4" w:space="0" w:color="auto"/>
+              <w:right w:val="single" w:sz="4" w:space="0" w:color="auto"/>
+            </w:tcBorders>
+            <w:vAlign w:val="center"/>
+            <w:hideMark/>
+          </w:tcPr>
+          <w:p>
+            <w:pPr>
+              <w:tabs>
+                <w:tab w:val="left" w:pos="-5940"/>
+                <w:tab w:val="left" w:pos="-4860"/>
+              </w:tabs>
+              <w:spacing w:after="160" w:line="256" w:lineRule="auto"/>
+              <w:ind w:firstLine="0"/>
+              <w:jc w:val="left"/>
+              <w:rPr>
+                <w:rFonts w:cs="Times New Roman"/>
+                <w:color w:val="000000"/>
+                <w:szCs w:val="28"/>
+              </w:rPr>
+            </w:pPr>
+            <w:r>
+              <w:rPr>
+                <w:rFonts w:cs="Times New Roman"/>
+                <w:color w:val="000000"/>
+                <w:szCs w:val="28"/>
+              </w:rPr>
+              <w:t>4 Проектирование структуры базы данных теплообменных аппаратов. Создание таблиц, связей и ограничений целостности. Подготовка базы данных для работы остальных модулей</w:t>
+            </w:r>
+          </w:p>
+        </w:tc>
+        <w:tc>
+          <w:tcPr>
+            <w:tcW w:w="2700" w:type="dxa"/>
+            <w:tcBorders>
+              <w:top w:val="single" w:sz="4" w:space="0" w:color="auto"/>
+              <w:left w:val="single" w:sz="4" w:space="0" w:color="auto"/>
+              <w:bottom w:val="single" w:sz="4" w:space="0" w:color="auto"/>
+              <w:right w:val="single" w:sz="4" w:space="0" w:color="auto"/>
+            </w:tcBorders>
+            <w:vAlign w:val="center"/>
+            <w:hideMark/>
+          </w:tcPr>
+          <w:p>
+            <w:pPr>
+              <w:spacing w:after="160" w:line="256" w:lineRule="auto"/>
+              <w:ind w:firstLine="0"/>
+              <w:jc w:val="center"/>
+              <w:rPr>
+                <w:rFonts w:cs="Times New Roman"/>
+                <w:color w:val="000000"/>
+                <w:szCs w:val="28"/>
+              </w:rPr>
+            </w:pPr>
+            <w:r>
+              <w:rPr>
+                <w:rFonts w:cs="Times New Roman"/>
+                <w:color w:val="000000"/>
+                <w:szCs w:val="28"/>
+              </w:rPr>
+              <w:t>6–7 рабочий день</w:t>
+            </w:r>
+          </w:p>
+        </w:tc>
+      </w:tr>
+      <w:tr>
+        <w:trPr>
+          <w:trHeight w:val="298"/>
+        </w:trPr>
+        <w:tc>
+          <w:tcPr>
+            <w:tcW w:w="6408" w:type="dxa"/>
+            <w:tcBorders>
+              <w:top w:val="single" w:sz="4" w:space="0" w:color="auto"/>
+              <w:left w:val="single" w:sz="4" w:space="0" w:color="auto"/>
+              <w:bottom w:val="single" w:sz="4" w:space="0" w:color="auto"/>
+              <w:right w:val="single" w:sz="4" w:space="0" w:color="auto"/>
+            </w:tcBorders>
+            <w:vAlign w:val="center"/>
+            <w:hideMark/>
+          </w:tcPr>
+          <w:p>
+            <w:pPr>
+              <w:tabs>
+                <w:tab w:val="left" w:pos="-5940"/>
+                <w:tab w:val="left" w:pos="-4860"/>
+              </w:tabs>
+              <w:spacing w:line="256" w:lineRule="auto"/>
+              <w:ind w:firstLine="0"/>
+              <w:jc w:val="left"/>
+              <w:rPr>
+                <w:rFonts w:cs="Times New Roman"/>
+                <w:color w:val="000000"/>
+                <w:szCs w:val="28"/>
+              </w:rPr>
+            </w:pPr>
+            <w:r>
+              <w:rPr>
+                <w:rFonts w:cs="Times New Roman"/>
+                <w:color w:val="000000"/>
+                <w:szCs w:val="28"/>
+              </w:rPr>
+              <w:t>5 Тестирование системы и оформление отчёта о технологической (проектно-технологической) практике</w:t>
+            </w:r>
+          </w:p>
+        </w:tc>
+        <w:tc>
+          <w:tcPr>
+            <w:tcW w:w="2700" w:type="dxa"/>
+            <w:tcBorders>
+              <w:top w:val="single" w:sz="4" w:space="0" w:color="auto"/>
+              <w:left w:val="single" w:sz="4" w:space="0" w:color="auto"/>
+              <w:bottom w:val="single" w:sz="4" w:space="0" w:color="auto"/>
+              <w:right w:val="single" w:sz="4" w:space="0" w:color="auto"/>
+            </w:tcBorders>
+            <w:vAlign w:val="center"/>
+            <w:hideMark/>
+          </w:tcPr>
+          <w:p>
+            <w:pPr>
+              <w:spacing w:after="160" w:line="256" w:lineRule="auto"/>
+              <w:ind w:firstLine="0"/>
+              <w:jc w:val="center"/>
+              <w:rPr>
+                <w:rFonts w:cs="Times New Roman"/>
+                <w:color w:val="000000"/>
+                <w:szCs w:val="28"/>
+              </w:rPr>
+            </w:pPr>
+            <w:r>
+              <w:rPr>
+                <w:rFonts w:cs="Times New Roman"/>
+                <w:color w:val="000000"/>
+                <w:szCs w:val="28"/>
+              </w:rPr>
+              <w:t>8–10 рабочий день</w:t>
+            </w:r>
+          </w:p>
+        </w:tc>
+      </w:tr>
+    </w:tbl>
+    <w:p>
+      <w:pPr>
+        <w:tabs>
+          <w:tab w:val="left" w:pos="426"/>
+        </w:tabs>
+        <w:suppressAutoHyphens/>
+        <w:spacing w:line="280" w:lineRule="exact"/>
+        <w:ind w:left="661" w:right="686" w:firstLine="0"/>
+        <w:rPr>
+          <w:rFonts w:ascii="Calibri" w:hAnsi="Calibri" w:cs="Calibri"/>
+          <w:color w:val="000000"/>
+          <w:szCs w:val="28"/>
+          <w:lang w:eastAsia="zh-CN"/>
+        </w:rPr>
+      </w:pPr>
+    </w:p>
+    <w:tbl>
+      <w:tblPr>
+        <w:tblW w:w="0" w:type="auto"/>
+        <w:tblLayout w:type="fixed"/>
+        <w:tblLook w:val="01E0" w:firstRow="1" w:lastRow="1" w:firstColumn="1" w:lastColumn="1" w:noHBand="0" w:noVBand="0"/>
+      </w:tblPr>
+      <w:tblGrid>
+        <w:gridCol w:w="3348"/>
+        <w:gridCol w:w="2698"/>
+        <w:gridCol w:w="3278"/>
+      </w:tblGrid>
+      <w:tr>
+        <w:trPr>
+          <w:trHeight w:val="1231"/>
+        </w:trPr>
+        <w:tc>
+          <w:tcPr>
+            <w:tcW w:w="3348" w:type="dxa"/>
+          </w:tcPr>
+          <w:p>
+            <w:pPr>
+              <w:suppressAutoHyphens/>
+              <w:spacing w:line="256" w:lineRule="auto"/>
+              <w:ind w:firstLine="0"/>
+              <w:jc w:val="left"/>
+              <w:rPr>
+                <w:rFonts w:cs="Times New Roman"/>
+                <w:szCs w:val="28"/>
+                <w:lang w:eastAsia="zh-CN"/>
+              </w:rPr>
+            </w:pPr>
+          </w:p>
+          <w:p>
+            <w:pPr>
+              <w:suppressAutoHyphens/>
+              <w:spacing w:line="256" w:lineRule="auto"/>
+              <w:ind w:firstLine="0"/>
+              <w:jc w:val="left"/>
+              <w:rPr>
+                <w:rFonts w:cs="Times New Roman"/>
+                <w:szCs w:val="28"/>
+                <w:lang w:eastAsia="zh-CN"/>
+              </w:rPr>
+            </w:pPr>
+            <w:r>
+              <w:rPr>
+                <w:rFonts w:cs="Times New Roman"/>
+                <w:szCs w:val="28"/>
+                <w:lang w:eastAsia="zh-CN"/>
+              </w:rPr>
+              <w:t xml:space="preserve">Зав. каф. </w:t>
+            </w:r>
+            <w:proofErr w:type="spellStart"/>
+            <w:r>
+              <w:rPr>
+                <w:rFonts w:cs="Times New Roman"/>
+                <w:szCs w:val="28"/>
+                <w:lang w:eastAsia="zh-CN"/>
+              </w:rPr>
+              <w:t>САПРиУ</w:t>
+            </w:r>
+            <w:proofErr w:type="spellEnd"/>
+          </w:p>
+        </w:tc>
+        <w:tc>
+          <w:tcPr>
+            <w:tcW w:w="2698" w:type="dxa"/>
+          </w:tcPr>
+          <w:p>
+            <w:pPr>
+              <w:suppressAutoHyphens/>
+              <w:spacing w:line="256" w:lineRule="auto"/>
+              <w:ind w:firstLine="0"/>
+              <w:jc w:val="center"/>
+              <w:rPr>
+                <w:rFonts w:cs="Times New Roman"/>
+                <w:szCs w:val="28"/>
+                <w:lang w:eastAsia="zh-CN"/>
+              </w:rPr>
+            </w:pPr>
+          </w:p>
+        </w:tc>
+        <w:tc>
+          <w:tcPr>
+            <w:tcW w:w="3278" w:type="dxa"/>
+          </w:tcPr>
+          <w:p>
+            <w:pPr>
+              <w:suppressAutoHyphens/>
+              <w:spacing w:line="256" w:lineRule="auto"/>
+              <w:ind w:firstLine="618"/>
+              <w:jc w:val="left"/>
+              <w:rPr>
+                <w:rFonts w:cs="Times New Roman"/>
+                <w:szCs w:val="28"/>
+                <w:lang w:eastAsia="zh-CN"/>
+              </w:rPr>
+            </w:pPr>
+          </w:p>
+          <w:p>
+            <w:pPr>
+              <w:suppressAutoHyphens/>
+              <w:spacing w:line="256" w:lineRule="auto"/>
+              <w:ind w:firstLine="618"/>
+              <w:jc w:val="left"/>
+              <w:rPr>
+                <w:rFonts w:cs="Times New Roman"/>
+                <w:szCs w:val="28"/>
+                <w:lang w:eastAsia="zh-CN"/>
+              </w:rPr>
+            </w:pPr>
+            <w:proofErr w:type="gramStart"/>
+            <w:r>
+              <w:rPr>
+                <w:rFonts w:cs="Times New Roman"/>
+                <w:szCs w:val="28"/>
+                <w:lang w:eastAsia="zh-CN"/>
+              </w:rPr>
+              <w:t>Т.Б.</w:t>
+            </w:r>
+            <w:proofErr w:type="gramEnd"/>
+            <w:r>
+              <w:rPr>
+                <w:rFonts w:cs="Times New Roman"/>
+                <w:szCs w:val="28"/>
+                <w:lang w:eastAsia="zh-CN"/>
+              </w:rPr>
+              <w:t xml:space="preserve"> Чистякова</w:t>
+            </w:r>
+          </w:p>
+        </w:tc>
+      </w:tr>
+      <w:tr>
+        <w:trPr>
+          <w:trHeight w:val="1023"/>
+        </w:trPr>
+        <w:tc>
+          <w:tcPr>
+            <w:tcW w:w="3348" w:type="dxa"/>
+          </w:tcPr>
+          <w:p>
+            <w:pPr>
+              <w:suppressAutoHyphens/>
+              <w:spacing w:line="256" w:lineRule="auto"/>
+              <w:ind w:firstLine="0"/>
+              <w:jc w:val="left"/>
+              <w:rPr>
+                <w:rFonts w:cs="Times New Roman"/>
+                <w:szCs w:val="28"/>
+                <w:lang w:eastAsia="zh-CN"/>
+              </w:rPr>
+            </w:pPr>
+            <w:r>
+              <w:rPr>
+                <w:rFonts w:cs="Times New Roman"/>
+                <w:szCs w:val="28"/>
+                <w:lang w:eastAsia="zh-CN"/>
+              </w:rPr>
+              <w:t xml:space="preserve">Руководители практики </w:t>
+            </w:r>
+          </w:p>
+          <w:p>
+            <w:pPr>
+              <w:suppressAutoHyphens/>
+              <w:spacing w:line="256" w:lineRule="auto"/>
+              <w:ind w:firstLine="0"/>
+              <w:jc w:val="left"/>
+              <w:rPr>
+                <w:rFonts w:cs="Times New Roman"/>
+                <w:szCs w:val="28"/>
+                <w:lang w:eastAsia="zh-CN"/>
+              </w:rPr>
+            </w:pPr>
+            <w:r>
+              <w:rPr>
+                <w:rFonts w:cs="Times New Roman"/>
+                <w:szCs w:val="28"/>
+                <w:lang w:eastAsia="zh-CN"/>
+              </w:rPr>
+              <w:t xml:space="preserve">от каф. </w:t>
+            </w:r>
+            <w:proofErr w:type="spellStart"/>
+            <w:r>
+              <w:rPr>
+                <w:rFonts w:cs="Times New Roman"/>
+                <w:szCs w:val="28"/>
+                <w:lang w:eastAsia="zh-CN"/>
+              </w:rPr>
+              <w:t>САПРиУ</w:t>
+            </w:r>
+            <w:proofErr w:type="spellEnd"/>
+            <w:r>
+              <w:rPr>
+                <w:rFonts w:cs="Times New Roman"/>
+                <w:szCs w:val="28"/>
+                <w:lang w:eastAsia="zh-CN"/>
+              </w:rPr>
+              <w:t xml:space="preserve">, </w:t>
+            </w:r>
+          </w:p>
+          <w:p>
+            <w:pPr>
+              <w:suppressAutoHyphens/>
+              <w:spacing w:line="256" w:lineRule="auto"/>
+              <w:ind w:firstLine="0"/>
+              <w:jc w:val="left"/>
+              <w:rPr>
+                <w:rFonts w:cs="Times New Roman"/>
+                <w:szCs w:val="28"/>
+                <w:lang w:eastAsia="zh-CN"/>
+              </w:rPr>
+            </w:pPr>
+            <w:r>
+              <w:rPr>
+                <w:rFonts w:cs="Times New Roman"/>
+                <w:szCs w:val="28"/>
+                <w:lang w:eastAsia="zh-CN"/>
+              </w:rPr>
+              <w:t>ст. преподаватель</w:t>
+            </w:r>
+          </w:p>
+          <w:p>
+            <w:pPr>
+              <w:suppressAutoHyphens/>
+              <w:spacing w:line="256" w:lineRule="auto"/>
+              <w:ind w:firstLine="0"/>
+              <w:jc w:val="left"/>
+              <w:rPr>
+                <w:rFonts w:cs="Times New Roman"/>
+                <w:szCs w:val="28"/>
+                <w:lang w:eastAsia="zh-CN"/>
+              </w:rPr>
+            </w:pPr>
+          </w:p>
+          <w:p>
+            <w:pPr>
+              <w:suppressAutoHyphens/>
+              <w:spacing w:after="120" w:line="256" w:lineRule="auto"/>
+              <w:ind w:firstLine="0"/>
+              <w:jc w:val="left"/>
+              <w:rPr>
+                <w:rFonts w:cs="Times New Roman"/>
+                <w:szCs w:val="28"/>
+                <w:lang w:eastAsia="zh-CN"/>
+              </w:rPr>
+            </w:pPr>
+            <w:r>
+              <w:rPr>
+                <w:rFonts w:cs="Times New Roman"/>
+                <w:szCs w:val="28"/>
+                <w:lang w:eastAsia="zh-CN"/>
+              </w:rPr>
+              <w:t>ст. преподаватель</w:t>
+            </w:r>
+          </w:p>
+          <w:p>
+            <w:pPr>
+              <w:suppressAutoHyphens/>
+              <w:spacing w:line="256" w:lineRule="auto"/>
+              <w:ind w:firstLine="0"/>
+              <w:jc w:val="left"/>
+              <w:rPr>
+                <w:rFonts w:cs="Times New Roman"/>
+                <w:szCs w:val="28"/>
+                <w:lang w:eastAsia="zh-CN"/>
+              </w:rPr>
+            </w:pPr>
+          </w:p>
+        </w:tc>
+        <w:tc>
+          <w:tcPr>
+            <w:tcW w:w="2698" w:type="dxa"/>
+          </w:tcPr>
+          <w:p>
+            <w:pPr>
+              <w:suppressAutoHyphens/>
+              <w:spacing w:line="256" w:lineRule="auto"/>
+              <w:ind w:firstLine="0"/>
+              <w:jc w:val="left"/>
+              <w:rPr>
+                <w:rFonts w:cs="Times New Roman"/>
+                <w:szCs w:val="28"/>
+                <w:lang w:eastAsia="zh-CN"/>
+              </w:rPr>
+            </w:pPr>
+          </w:p>
+          <w:p>
+            <w:pPr>
+              <w:suppressAutoHyphens/>
+              <w:spacing w:line="256" w:lineRule="auto"/>
+              <w:ind w:firstLine="0"/>
+              <w:jc w:val="center"/>
+              <w:rPr>
+                <w:rFonts w:cs="Times New Roman"/>
+                <w:szCs w:val="28"/>
+                <w:lang w:eastAsia="zh-CN"/>
+              </w:rPr>
+            </w:pPr>
+          </w:p>
+        </w:tc>
+        <w:tc>
+          <w:tcPr>
+            <w:tcW w:w="3278" w:type="dxa"/>
+          </w:tcPr>
+          <w:p>
+            <w:pPr>
+              <w:suppressAutoHyphens/>
+              <w:spacing w:line="256" w:lineRule="auto"/>
+              <w:ind w:firstLine="618"/>
+              <w:jc w:val="left"/>
+              <w:rPr>
+                <w:rFonts w:cs="Times New Roman"/>
+                <w:szCs w:val="28"/>
+                <w:lang w:eastAsia="zh-CN"/>
+              </w:rPr>
+            </w:pPr>
+          </w:p>
+          <w:p>
+            <w:pPr>
+              <w:suppressAutoHyphens/>
+              <w:spacing w:line="256" w:lineRule="auto"/>
+              <w:ind w:firstLine="618"/>
+              <w:jc w:val="left"/>
+              <w:rPr>
+                <w:rFonts w:cs="Times New Roman"/>
+                <w:szCs w:val="28"/>
+                <w:lang w:eastAsia="zh-CN"/>
+              </w:rPr>
+            </w:pPr>
+          </w:p>
+          <w:p>
+            <w:pPr>
+              <w:suppressAutoHyphens/>
+              <w:spacing w:line="256" w:lineRule="auto"/>
+              <w:ind w:firstLine="618"/>
+              <w:jc w:val="left"/>
+              <w:rPr>
+                <w:rFonts w:cs="Times New Roman"/>
+                <w:szCs w:val="28"/>
+                <w:lang w:eastAsia="zh-CN"/>
+              </w:rPr>
+            </w:pPr>
+            <w:proofErr w:type="gramStart"/>
+            <w:r>
+              <w:rPr>
+                <w:rFonts w:cs="Times New Roman"/>
+                <w:szCs w:val="28"/>
+                <w:lang w:eastAsia="zh-CN"/>
+              </w:rPr>
+              <w:t>А.В.</w:t>
+            </w:r>
+            <w:proofErr w:type="gramEnd"/>
+            <w:r>
+              <w:rPr>
+                <w:rFonts w:cs="Times New Roman"/>
+                <w:szCs w:val="28"/>
+                <w:lang w:eastAsia="zh-CN"/>
+              </w:rPr>
+              <w:t xml:space="preserve"> Козлов</w:t>
+            </w:r>
+          </w:p>
+          <w:p>
+            <w:pPr>
+              <w:suppressAutoHyphens/>
+              <w:spacing w:line="256" w:lineRule="auto"/>
+              <w:ind w:firstLine="618"/>
+              <w:jc w:val="left"/>
+              <w:rPr>
+                <w:rFonts w:cs="Times New Roman"/>
+                <w:szCs w:val="28"/>
+                <w:lang w:eastAsia="zh-CN"/>
+              </w:rPr>
+            </w:pPr>
+          </w:p>
+          <w:p>
+            <w:pPr>
+              <w:suppressAutoHyphens/>
+              <w:spacing w:line="256" w:lineRule="auto"/>
+              <w:ind w:firstLine="618"/>
+              <w:jc w:val="left"/>
+              <w:rPr>
+                <w:rFonts w:cs="Times New Roman"/>
+                <w:szCs w:val="28"/>
+                <w:lang w:eastAsia="zh-CN"/>
+              </w:rPr>
+            </w:pPr>
+            <w:proofErr w:type="gramStart"/>
+            <w:r>
+              <w:rPr>
+                <w:rFonts w:cs="Times New Roman"/>
+                <w:szCs w:val="28"/>
+                <w:lang w:eastAsia="zh-CN"/>
+              </w:rPr>
+              <w:t>А.А.</w:t>
+            </w:r>
+            <w:proofErr w:type="gramEnd"/>
+            <w:r>
+              <w:rPr>
+                <w:rFonts w:cs="Times New Roman"/>
+                <w:szCs w:val="28"/>
+                <w:lang w:eastAsia="zh-CN"/>
+              </w:rPr>
+              <w:t xml:space="preserve"> Иванов</w:t>
+            </w:r>
+          </w:p>
+        </w:tc>
+      </w:tr>
+      <w:tr>
+        <w:tc>
+          <w:tcPr>
+            <w:tcW w:w="3348" w:type="dxa"/>
+            <w:hideMark/>
+          </w:tcPr>
+          <w:p>
+            <w:pPr>
+              <w:suppressAutoHyphens/>
+              <w:spacing w:line="256" w:lineRule="auto"/>
+              <w:ind w:firstLine="0"/>
+              <w:jc w:val="left"/>
+              <w:rPr>
+                <w:rFonts w:cs="Times New Roman"/>
+                <w:szCs w:val="28"/>
+                <w:lang w:eastAsia="zh-CN"/>
+              </w:rPr>
+            </w:pPr>
+            <w:r>
+              <w:rPr>
+                <w:rFonts w:cs="Times New Roman"/>
+                <w:szCs w:val="28"/>
+                <w:lang w:eastAsia="zh-CN"/>
+              </w:rPr>
+              <w:t xml:space="preserve">Задание принял </w:t>
+            </w:r>
+            <w:r>
+              <w:rPr>
+                <w:rFonts w:cs="Times New Roman"/>
+                <w:szCs w:val="28"/>
+                <w:lang w:eastAsia="zh-CN"/>
+              </w:rPr>
+              <w:br/>
+              <w:t>к выполнению</w:t>
+            </w:r>
+            <w:r>
+              <w:rPr>
+                <w:rFonts w:cs="Times New Roman"/>
+                <w:szCs w:val="28"/>
+                <w:lang w:eastAsia="zh-CN"/>
+              </w:rPr>
+              <w:br/>
+            </w:r>
+          </w:p>
+        </w:tc>
+        <w:tc>
+          <w:tcPr>
+            <w:tcW w:w="2698" w:type="dxa"/>
+          </w:tcPr>
+          <w:p>
+            <w:pPr>
+              <w:suppressAutoHyphens/>
+              <w:spacing w:line="256" w:lineRule="auto"/>
+              <w:ind w:firstLine="0"/>
+              <w:jc w:val="center"/>
+              <w:rPr>
+                <w:rFonts w:cs="Times New Roman"/>
+                <w:szCs w:val="28"/>
+                <w:lang w:eastAsia="zh-CN"/>
+              </w:rPr>
+            </w:pPr>
+          </w:p>
+        </w:tc>
+        <w:tc>
+          <w:tcPr>
+            <w:tcW w:w="3278" w:type="dxa"/>
+            <w:vAlign w:val="center"/>
+          </w:tcPr>
+          <w:p>
+            <w:pPr>
+              <w:suppressAutoHyphens/>
+              <w:spacing w:line="256" w:lineRule="auto"/>
+              <w:ind w:firstLine="618"/>
+              <w:jc w:val="left"/>
+              <w:rPr>
+                <w:rFonts w:cs="Times New Roman"/>
+                <w:szCs w:val="28"/>
+                <w:lang w:eastAsia="zh-CN"/>
+              </w:rPr>
+            </w:pPr>
+            <w:r>
+              <w:rPr>
+                <w:rFonts w:cs="Times New Roman"/>
+                <w:szCs w:val="28"/>
+                <w:lang w:eastAsia="zh-CN"/>
+              </w:rPr>
+              <w:t>С.А. Саргсян</w:t>
+            </w:r>
+          </w:p>
+          <w:p>
+            <w:pPr>
+              <w:suppressAutoHyphens/>
+              <w:spacing w:line="256" w:lineRule="auto"/>
+              <w:ind w:firstLine="618"/>
+              <w:jc w:val="left"/>
+              <w:rPr>
+                <w:rFonts w:cs="Times New Roman"/>
+                <w:szCs w:val="28"/>
+                <w:highlight w:val="yellow"/>
+                <w:lang w:eastAsia="zh-CN"/>
+              </w:rPr>
+            </w:pPr>
+          </w:p>
+        </w:tc>
+      </w:tr>
+    </w:tbl>
+    <w:p>
+      <w:pPr>
+        <w:spacing w:line="240" w:lineRule="auto"/>
+        <w:ind w:firstLine="0"/>
+        <w:jc w:val="left"/>
+        <w:rPr>
+          <w:rFonts w:cs="Times New Roman"/>
+          <w:color w:val="000000"/>
+          <w:sz w:val="24"/>
+          <w:szCs w:val="24"/>
+          <w:lang w:eastAsia="zh-CN"/>
+        </w:rPr>
+      </w:pPr>
+    </w:p>
+    <w:p>
+      <w:pPr>
+        <w:spacing w:line="240" w:lineRule="auto"/>
+        <w:ind w:firstLine="0"/>
+        <w:jc w:val="left"/>
+        <w:rPr>
+          <w:rFonts w:cs="Times New Roman"/>
+          <w:color w:val="000000"/>
+          <w:sz w:val="24"/>
+          <w:szCs w:val="24"/>
+          <w:lang w:eastAsia="zh-CN"/>
+        </w:rPr>
+      </w:pPr>
+    </w:p>
+    <w:p>
+      <w:pPr>
+        <w:spacing w:line="240" w:lineRule="auto"/>
+        <w:ind w:firstLine="0"/>
+        <w:jc w:val="left"/>
+        <w:rPr>
+          <w:rFonts w:cs="Times New Roman"/>
+          <w:color w:val="000000"/>
+          <w:sz w:val="24"/>
+          <w:szCs w:val="24"/>
+          <w:lang w:eastAsia="zh-CN"/>
         </w:rPr>
       </w:pPr>
     </w:p>
@@ -8695,12 +11084,6 @@
           <w:b/>
         </w:rPr>
       </w:pPr>
-      <w:r>
-        <w:rPr>
-          <w:b/>
-        </w:rPr>
-        <w:br w:type="page"/>
-      </w:r>
     </w:p>
     <w:p>
       <w:pPr>
